--- a/docs/01_프로젝트_기획서.docx
+++ b/docs/01_프로젝트_기획서.docx
@@ -224,7 +224,7 @@
                 <w:rFonts w:ascii="맑은 고딕" w:hAnsi="맑은 고딕" w:eastAsia="맑은 고딕"/>
                 <w:sz w:val="19"/>
               </w:rPr>
-              <w:t>2026-10-20</w:t>
+              <w:t>2026-10-20 (v0.1) · 2026-10-21 (v0.2)</w:t>
             </w:r>
           </w:p>
         </w:tc>
@@ -256,7 +256,7 @@
                 <w:rFonts w:ascii="맑은 고딕" w:hAnsi="맑은 고딕" w:eastAsia="맑은 고딕"/>
                 <w:sz w:val="19"/>
               </w:rPr>
-              <w:t>초안 v0.1 — 수강생 제출 자료 기반</w:t>
+              <w:t>v0.2 — 수강생 회신(실제 도면 2장 · 정답 풍선 PDF · 일치율 식 · 자주 틀리는 사례) 반영, 11장 2차 반영 내역 신설</w:t>
             </w:r>
           </w:p>
         </w:tc>
@@ -325,7 +325,22 @@
           <w:rFonts w:ascii="맑은 고딕" w:hAnsi="맑은 고딕" w:eastAsia="맑은 고딕"/>
           <w:sz w:val="21"/>
         </w:rPr>
-        <w:t>지금 일치율이 몇 % 인지, 그 숫자를 어떻게 셌는지는 제출 자료에 없습니다(10장 ②). 같은 기준으로 재지 않으면 고쳐도 나아졌는지 알 수 없습니다.</w:t>
+        <w:t xml:space="preserve">일치율은 지금 </w:t>
+      </w:r>
+      <w:r>
+        <w:rPr>
+          <w:rFonts w:ascii="맑은 고딕" w:hAnsi="맑은 고딕" w:eastAsia="맑은 고딕"/>
+          <w:b/>
+          <w:sz w:val="21"/>
+        </w:rPr>
+        <w:t>두 가지 식</w:t>
+      </w:r>
+      <w:r>
+        <w:rPr>
+          <w:rFonts w:ascii="맑은 고딕" w:hAnsi="맑은 고딕" w:eastAsia="맑은 고딕"/>
+          <w:sz w:val="21"/>
+        </w:rPr>
+        <w:t>으로 셉니다(수강생 회신, 10장 ②): 필드 일치율 = 그 필드의 일치 건수 ÷ 비교 대상 건수 × 100, 완전 일치율 = 항목명 · 기준값 · 공차가 모두 일치한 행 ÷ 비교 대상 행 × 100. 도구도 같은 식으로 셉니다(11장).</w:t>
       </w:r>
     </w:p>
     <w:p>
@@ -337,7 +352,61 @@
           <w:rFonts w:ascii="맑은 고딕" w:hAnsi="맑은 고딕" w:eastAsia="맑은 고딕"/>
           <w:sz w:val="21"/>
         </w:rPr>
-        <w:t>도면이 벡터 PDF(CAD 에서 내보낸 것)인지 스캔 그림인지도 아직 모릅니다(10장 ④). 이에 따라 쓸 수 있는 방법이 크게 갈립니다.</w:t>
+        <w:t xml:space="preserve">도면은 벡터 PDF 입니다(10장 ④). 다만 받은 도면은 </w:t>
+      </w:r>
+      <w:r>
+        <w:rPr>
+          <w:rFonts w:ascii="맑은 고딕" w:hAnsi="맑은 고딕" w:eastAsia="맑은 고딕"/>
+          <w:b/>
+          <w:sz w:val="21"/>
+        </w:rPr>
+        <w:t>도면 쪽에 글자 층이 없고, 글자가 칠한 윤곽선(도형)으로 들어 있었습니다</w:t>
+      </w:r>
+      <w:r>
+        <w:rPr>
+          <w:rFonts w:ascii="맑은 고딕" w:hAnsi="맑은 고딕" w:eastAsia="맑은 고딕"/>
+          <w:sz w:val="21"/>
+        </w:rPr>
+        <w:t xml:space="preserve"> — 글자를 고를 수 없는 벡터 PDF 라 1차 도구는 치수를 하나도 읽지 못했습니다(11장).</w:t>
+      </w:r>
+    </w:p>
+    <w:p>
+      <w:pPr>
+        <w:pStyle w:val="ListBullet"/>
+      </w:pPr>
+      <w:r>
+        <w:rPr>
+          <w:rFonts w:ascii="맑은 고딕" w:hAnsi="맑은 고딕" w:eastAsia="맑은 고딕"/>
+          <w:sz w:val="21"/>
+        </w:rPr>
+        <w:t xml:space="preserve">기준서는 </w:t>
+      </w:r>
+      <w:r>
+        <w:rPr>
+          <w:rFonts w:ascii="맑은 고딕" w:hAnsi="맑은 고딕" w:eastAsia="맑은 고딕"/>
+          <w:b/>
+          <w:sz w:val="21"/>
+        </w:rPr>
+        <w:t>치수 기준서와 용접 기준서 두 가지</w:t>
+      </w:r>
+      <w:r>
+        <w:rPr>
+          <w:rFonts w:ascii="맑은 고딕" w:hAnsi="맑은 고딕" w:eastAsia="맑은 고딕"/>
+          <w:sz w:val="21"/>
+        </w:rPr>
+        <w:t>로 나뉘고, 한 도면에 둘이 같이 있을 수도, 따로 있을 수도 있습니다.</w:t>
+      </w:r>
+    </w:p>
+    <w:p>
+      <w:pPr>
+        <w:pStyle w:val="ListBullet"/>
+      </w:pPr>
+      <w:r>
+        <w:rPr>
+          <w:rFonts w:ascii="맑은 고딕" w:hAnsi="맑은 고딕" w:eastAsia="맑은 고딕"/>
+          <w:sz w:val="21"/>
+        </w:rPr>
+        <w:t>자주 틀리는 것은 ① 모든 용접 기호와 각장 Spec, ② 부기(주기 · 노트)입니다(10장 ③).</w:t>
       </w:r>
     </w:p>
     <w:p>
@@ -516,6 +585,91 @@
     </w:p>
     <w:p>
       <w:pPr>
+        <w:pStyle w:val="Heading3"/>
+      </w:pPr>
+      <w:r>
+        <w:rPr>
+          <w:rFonts w:ascii="맑은 고딕" w:hAnsi="맑은 고딕" w:eastAsia="맑은 고딕"/>
+          <w:b/>
+          <w:color w:val="13274B"/>
+          <w:sz w:val="24"/>
+        </w:rPr>
+        <w:t>2.3 2차 개발 목표 (2026-10-21, 수강생 회신 반영)</w:t>
+      </w:r>
+    </w:p>
+    <w:p>
+      <w:pPr>
+        <w:pStyle w:val="ListBullet"/>
+      </w:pPr>
+      <w:r>
+        <w:rPr>
+          <w:rFonts w:ascii="맑은 고딕" w:hAnsi="맑은 고딕" w:eastAsia="맑은 고딕"/>
+          <w:sz w:val="21"/>
+        </w:rPr>
+        <w:t xml:space="preserve">받은 실제 도면 2장으로 </w:t>
+      </w:r>
+      <w:r>
+        <w:rPr>
+          <w:rFonts w:ascii="맑은 고딕" w:hAnsi="맑은 고딕" w:eastAsia="맑은 고딕"/>
+          <w:b/>
+          <w:sz w:val="21"/>
+        </w:rPr>
+        <w:t>수강생 방식의 일치율(필드 · 완전)</w:t>
+      </w:r>
+      <w:r>
+        <w:rPr>
+          <w:rFonts w:ascii="맑은 고딕" w:hAnsi="맑은 고딕" w:eastAsia="맑은 고딕"/>
+          <w:sz w:val="21"/>
+        </w:rPr>
+        <w:t xml:space="preserve"> 을 재고, 틀리는 유형별로 규칙을 고쳐 다시 잽니다(개선 전 · 후 숫자를 남김).</w:t>
+      </w:r>
+    </w:p>
+    <w:p>
+      <w:pPr>
+        <w:pStyle w:val="ListBullet"/>
+      </w:pPr>
+      <w:r>
+        <w:rPr>
+          <w:rFonts w:ascii="맑은 고딕" w:hAnsi="맑은 고딕" w:eastAsia="맑은 고딕"/>
+          <w:sz w:val="21"/>
+        </w:rPr>
+        <w:t>글자 층이 없는 윤곽선 글자 도면을 읽고, 자주 틀리는 용접 기호 · 각장 · 부기를 따로 다룹니다.</w:t>
+      </w:r>
+    </w:p>
+    <w:p>
+      <w:pPr>
+        <w:pStyle w:val="ListBullet"/>
+      </w:pPr>
+      <w:r>
+        <w:rPr>
+          <w:rFonts w:ascii="맑은 고딕" w:hAnsi="맑은 고딕" w:eastAsia="맑은 고딕"/>
+          <w:b/>
+          <w:sz w:val="21"/>
+        </w:rPr>
+        <w:t>치수 기준서 / 용접 기준서를 나눠</w:t>
+      </w:r>
+      <w:r>
+        <w:rPr>
+          <w:rFonts w:ascii="맑은 고딕" w:hAnsi="맑은 고딕" w:eastAsia="맑은 고딕"/>
+          <w:sz w:val="21"/>
+        </w:rPr>
+        <w:t xml:space="preserve"> 풍선 · 엑셀을 따로 냅니다.</w:t>
+      </w:r>
+    </w:p>
+    <w:p>
+      <w:pPr>
+        <w:pStyle w:val="ListBullet"/>
+      </w:pPr>
+      <w:r>
+        <w:rPr>
+          <w:rFonts w:ascii="맑은 고딕" w:hAnsi="맑은 고딕" w:eastAsia="맑은 고딕"/>
+          <w:sz w:val="21"/>
+        </w:rPr>
+        <w:t>이번 틀림 유형을 흉내 낸 가상 도면(도면 D)과 테스트를 더해, 같은 틀림이 다시 생기면 테스트가 잡게 합니다.</w:t>
+      </w:r>
+    </w:p>
+    <w:p>
+      <w:pPr>
         <w:pStyle w:val="Heading2"/>
       </w:pPr>
       <w:r>
@@ -650,7 +804,7 @@
                 <w:rFonts w:ascii="맑은 고딕" w:hAnsi="맑은 고딕" w:eastAsia="맑은 고딕"/>
                 <w:sz w:val="19"/>
               </w:rPr>
-              <w:t>PDF (벡터인지 스캔인지 미상)</w:t>
+              <w:t>벡터 PDF(A0, 여러 쪽) — 도면 쪽은 글자가 칠한 윤곽선, 부품표 · 보고서 쪽만 글자 층</w:t>
             </w:r>
           </w:p>
         </w:tc>
@@ -665,7 +819,7 @@
                 <w:rFonts w:ascii="맑은 고딕" w:hAnsi="맑은 고딕" w:eastAsia="맑은 고딕"/>
                 <w:sz w:val="19"/>
               </w:rPr>
-              <w:t>장수 미상</w:t>
+              <w:t>2장 받음(2026-10-21)</w:t>
             </w:r>
           </w:p>
         </w:tc>
@@ -680,7 +834,7 @@
                 <w:rFonts w:ascii="맑은 고딕" w:hAnsi="맑은 고딕" w:eastAsia="맑은 고딕"/>
                 <w:sz w:val="19"/>
               </w:rPr>
-              <w:t>제출 원문의 유일한 보유 데이터. 고객 · 협력사 도면이면 사외 반출 제한 — 도구는 브라우저 안에서만 읽음</w:t>
+              <w:t>회사 도면 — 리포 · 커밋 · 패들릿에 넣지 않음. 측정은 작업 컴퓨터 임시 폴더에서만 하고 지움. 도구는 브라우저 안에서만 읽음</w:t>
             </w:r>
           </w:p>
         </w:tc>
@@ -697,7 +851,7 @@
                 <w:rFonts w:ascii="맑은 고딕" w:hAnsi="맑은 고딕" w:eastAsia="맑은 고딕"/>
                 <w:sz w:val="19"/>
               </w:rPr>
-              <w:t>정답(사람이 풍선 단 PDF · 추출 엑셀)</w:t>
+              <w:t>정답(사람이 풍선 단 PDF)</w:t>
             </w:r>
           </w:p>
         </w:tc>
@@ -712,7 +866,69 @@
                 <w:rFonts w:ascii="맑은 고딕" w:hAnsi="맑은 고딕" w:eastAsia="맑은 고딕"/>
                 <w:sz w:val="19"/>
               </w:rPr>
-              <w:t>미상</w:t>
+              <w:t>풍선 PDF — 같은 도면의 치수 기준서용 · 용접 기준서용 각 1부</w:t>
+            </w:r>
+          </w:p>
+        </w:tc>
+        <w:tc>
+          <w:tcPr>
+            <w:tcW w:type="dxa" w:w="2160"/>
+          </w:tcPr>
+          <w:p>
+            <w:r/>
+            <w:r>
+              <w:rPr>
+                <w:rFonts w:ascii="맑은 고딕" w:hAnsi="맑은 고딕" w:eastAsia="맑은 고딕"/>
+                <w:sz w:val="19"/>
+              </w:rPr>
+              <w:t>2장 × 2 = 4부, 풍선 537개(치수 307 · 용접 230)</w:t>
+            </w:r>
+          </w:p>
+        </w:tc>
+        <w:tc>
+          <w:tcPr>
+            <w:tcW w:type="dxa" w:w="2160"/>
+          </w:tcPr>
+          <w:p>
+            <w:r/>
+            <w:r>
+              <w:rPr>
+                <w:rFonts w:ascii="맑은 고딕" w:hAnsi="맑은 고딕" w:eastAsia="맑은 고딕"/>
+                <w:sz w:val="19"/>
+              </w:rPr>
+              <w:t>풍선 도구가 단 색 원 + 글자 층 번호 + 빨간 지시선. 추출 엑셀(정답 표)은 아직 받지 않음 (10장 ⑧)</w:t>
+            </w:r>
+          </w:p>
+        </w:tc>
+      </w:tr>
+      <w:tr>
+        <w:tc>
+          <w:tcPr>
+            <w:tcW w:type="dxa" w:w="2160"/>
+          </w:tcPr>
+          <w:p>
+            <w:r/>
+            <w:r>
+              <w:rPr>
+                <w:rFonts w:ascii="맑은 고딕" w:hAnsi="맑은 고딕" w:eastAsia="맑은 고딕"/>
+                <w:sz w:val="19"/>
+              </w:rPr>
+              <w:t>지금 쓰는 일치율 식</w:t>
+            </w:r>
+          </w:p>
+        </w:tc>
+        <w:tc>
+          <w:tcPr>
+            <w:tcW w:type="dxa" w:w="2160"/>
+          </w:tcPr>
+          <w:p>
+            <w:r/>
+            <w:r>
+              <w:rPr>
+                <w:rFonts w:ascii="맑은 고딕" w:hAnsi="맑은 고딕" w:eastAsia="맑은 고딕"/>
+                <w:sz w:val="19"/>
+              </w:rPr>
+              <w:t>필드 일치율 · 완전 일치율</w:t>
             </w:r>
           </w:p>
         </w:tc>
@@ -742,69 +958,7 @@
                 <w:rFonts w:ascii="맑은 고딕" w:hAnsi="맑은 고딕" w:eastAsia="맑은 고딕"/>
                 <w:sz w:val="19"/>
               </w:rPr>
-              <w:t>일치율을 재려면 꼭 필요 (10장 ①)</w:t>
-            </w:r>
-          </w:p>
-        </w:tc>
-      </w:tr>
-      <w:tr>
-        <w:tc>
-          <w:tcPr>
-            <w:tcW w:type="dxa" w:w="2160"/>
-          </w:tcPr>
-          <w:p>
-            <w:r/>
-            <w:r>
-              <w:rPr>
-                <w:rFonts w:ascii="맑은 고딕" w:hAnsi="맑은 고딕" w:eastAsia="맑은 고딕"/>
-                <w:sz w:val="19"/>
-              </w:rPr>
-              <w:t>지금 쓰는 방식과 일치율</w:t>
-            </w:r>
-          </w:p>
-        </w:tc>
-        <w:tc>
-          <w:tcPr>
-            <w:tcW w:type="dxa" w:w="2160"/>
-          </w:tcPr>
-          <w:p>
-            <w:r/>
-            <w:r>
-              <w:rPr>
-                <w:rFonts w:ascii="맑은 고딕" w:hAnsi="맑은 고딕" w:eastAsia="맑은 고딕"/>
-                <w:sz w:val="19"/>
-              </w:rPr>
-              <w:t>미상</w:t>
-            </w:r>
-          </w:p>
-        </w:tc>
-        <w:tc>
-          <w:tcPr>
-            <w:tcW w:type="dxa" w:w="2160"/>
-          </w:tcPr>
-          <w:p>
-            <w:r/>
-            <w:r>
-              <w:rPr>
-                <w:rFonts w:ascii="맑은 고딕" w:hAnsi="맑은 고딕" w:eastAsia="맑은 고딕"/>
-                <w:sz w:val="19"/>
-              </w:rPr>
-              <w:t>—</w:t>
-            </w:r>
-          </w:p>
-        </w:tc>
-        <w:tc>
-          <w:tcPr>
-            <w:tcW w:type="dxa" w:w="2160"/>
-          </w:tcPr>
-          <w:p>
-            <w:r/>
-            <w:r>
-              <w:rPr>
-                <w:rFonts w:ascii="맑은 고딕" w:hAnsi="맑은 고딕" w:eastAsia="맑은 고딕"/>
-                <w:sz w:val="19"/>
-              </w:rPr>
-              <w:t>도구 · 모델 · 코드나 프롬프트, 일치율을 센 방법 (10장 ②)</w:t>
+              <w:t>받음(10장 ②). 도구 측정 화면에 같은 식으로 넣음</w:t>
             </w:r>
           </w:p>
         </w:tc>
@@ -879,7 +1033,7 @@
           <w:rFonts w:ascii="맑은 고딕" w:hAnsi="맑은 고딕" w:eastAsia="맑은 고딕"/>
           <w:sz w:val="21"/>
         </w:rPr>
-        <w:t>제출 원문에 도면 첨부는 없습니다. 1단계는 직접 만든 가상 도면으로 만들고, 실제 도면을 받으면 같은 측정 화면에서 바로 일치율을 잽니다.</w:t>
+        <w:t>1단계는 직접 만든 가상 도면으로 만들었고, 2차에서 받은 실제 도면 2장으로 일치율을 쟀습니다(11장). 리포의 예시는 여전히 가상 도면뿐입니다.</w:t>
       </w:r>
     </w:p>
     <w:p>
@@ -1020,7 +1174,7 @@
                 <w:rFonts w:ascii="맑은 고딕" w:hAnsi="맑은 고딕" w:eastAsia="맑은 고딕"/>
                 <w:sz w:val="19"/>
               </w:rPr>
-              <w:t>브라우저 안에서 pdf.js 로 쪽 그림, 글자(좌표 · 각도 · 크기), 선 · 원 · 작은 삼각형을 읽음. 글자 층이 없으면 스캔으로 보고 알림</w:t>
+              <w:t>브라우저 안에서 pdf.js 로 쪽 그림, 글자(좌표 · 각도 · 크기), 선 · 원 · 작은 삼각형을 읽음</w:t>
             </w:r>
           </w:p>
         </w:tc>
@@ -1036,6 +1190,100 @@
                 <w:sz w:val="19"/>
               </w:rPr>
               <w:t>MVP</w:t>
+            </w:r>
+          </w:p>
+        </w:tc>
+      </w:tr>
+      <w:tr>
+        <w:tc>
+          <w:tcPr>
+            <w:tcW w:type="dxa" w:w="2880"/>
+          </w:tcPr>
+          <w:p>
+            <w:r/>
+            <w:r>
+              <w:rPr>
+                <w:rFonts w:ascii="맑은 고딕" w:hAnsi="맑은 고딕" w:eastAsia="맑은 고딕"/>
+                <w:sz w:val="19"/>
+              </w:rPr>
+              <w:t>윤곽선 글자 읽기(2차)</w:t>
+            </w:r>
+          </w:p>
+        </w:tc>
+        <w:tc>
+          <w:tcPr>
+            <w:tcW w:type="dxa" w:w="2880"/>
+          </w:tcPr>
+          <w:p>
+            <w:r/>
+            <w:r>
+              <w:rPr>
+                <w:rFonts w:ascii="맑은 고딕" w:hAnsi="맑은 고딕" w:eastAsia="맑은 고딕"/>
+                <w:sz w:val="19"/>
+              </w:rPr>
+              <w:t>글자 층이 없으면 칠한 윤곽선을 참조 글자(Liberation Sans · DejaVu Sans)와 모양으로 맞춰 되읽음. 0° · ±90° · 180° · 비스듬한 글, 띄어쓰기, 선으로 그린 Ø · × · ° · 기하공차 기호</w:t>
+            </w:r>
+          </w:p>
+        </w:tc>
+        <w:tc>
+          <w:tcPr>
+            <w:tcW w:type="dxa" w:w="2880"/>
+          </w:tcPr>
+          <w:p>
+            <w:r/>
+            <w:r>
+              <w:rPr>
+                <w:rFonts w:ascii="맑은 고딕" w:hAnsi="맑은 고딕" w:eastAsia="맑은 고딕"/>
+                <w:sz w:val="19"/>
+              </w:rPr>
+              <w:t>MVP(2차)</w:t>
+            </w:r>
+          </w:p>
+        </w:tc>
+      </w:tr>
+      <w:tr>
+        <w:tc>
+          <w:tcPr>
+            <w:tcW w:type="dxa" w:w="2880"/>
+          </w:tcPr>
+          <w:p>
+            <w:r/>
+            <w:r>
+              <w:rPr>
+                <w:rFonts w:ascii="맑은 고딕" w:hAnsi="맑은 고딕" w:eastAsia="맑은 고딕"/>
+                <w:sz w:val="19"/>
+              </w:rPr>
+              <w:t>용접 기준선 · 기준서 구분(2차)</w:t>
+            </w:r>
+          </w:p>
+        </w:tc>
+        <w:tc>
+          <w:tcPr>
+            <w:tcW w:type="dxa" w:w="2880"/>
+          </w:tcPr>
+          <w:p>
+            <w:r/>
+            <w:r>
+              <w:rPr>
+                <w:rFonts w:ascii="맑은 고딕" w:hAnsi="맑은 고딕" w:eastAsia="맑은 고딕"/>
+                <w:sz w:val="19"/>
+              </w:rPr>
+              <w:t>ISO 2553 기준선 + 점선, 기호 쪽마다 크기 글자 · 형상, 단속(개수x길이), 용접 부기. 치수 기준서 / 용접 기준서로 나눠 번호 · 풍선 · 엑셀</w:t>
+            </w:r>
+          </w:p>
+        </w:tc>
+        <w:tc>
+          <w:tcPr>
+            <w:tcW w:type="dxa" w:w="2880"/>
+          </w:tcPr>
+          <w:p>
+            <w:r/>
+            <w:r>
+              <w:rPr>
+                <w:rFonts w:ascii="맑은 고딕" w:hAnsi="맑은 고딕" w:eastAsia="맑은 고딕"/>
+                <w:sz w:val="19"/>
+              </w:rPr>
+              <w:t>MVP(2차)</w:t>
             </w:r>
           </w:p>
         </w:tc>
@@ -1302,7 +1550,22 @@
                 <w:rFonts w:ascii="맑은 고딕" w:hAnsi="맑은 고딕" w:eastAsia="맑은 고딕"/>
                 <w:sz w:val="19"/>
               </w:rPr>
-              <w:t>정답 엑셀 대조 → 정밀도 · 재현율 · F1 · 값 일치율 · 구분별 · 틀린 목록, 측정 기록과 추이</w:t>
+              <w:t xml:space="preserve">정답 엑셀 대조 → </w:t>
+            </w:r>
+            <w:r>
+              <w:rPr>
+                <w:rFonts w:ascii="맑은 고딕" w:hAnsi="맑은 고딕" w:eastAsia="맑은 고딕"/>
+                <w:b/>
+                <w:sz w:val="19"/>
+              </w:rPr>
+              <w:t>필드 일치율(항목명 · 기준값 · 공차) · 완전 일치율(수강생 식)</w:t>
+            </w:r>
+            <w:r>
+              <w:rPr>
+                <w:rFonts w:ascii="맑은 고딕" w:hAnsi="맑은 고딕" w:eastAsia="맑은 고딕"/>
+                <w:sz w:val="19"/>
+              </w:rPr>
+              <w:t xml:space="preserve"> · 정밀도 · 재현율 · F1 · 값 일치율 · 구분별 · 틀린 목록, 측정 기록과 추이</w:t>
             </w:r>
           </w:p>
         </w:tc>
@@ -1381,7 +1644,7 @@
                 <w:rFonts w:ascii="맑은 고딕" w:hAnsi="맑은 고딕" w:eastAsia="맑은 고딕"/>
                 <w:sz w:val="19"/>
               </w:rPr>
-              <w:t>스캔 도면 OCR</w:t>
+              <w:t>스캔 도면 · 한 줄 선 글꼴</w:t>
             </w:r>
           </w:p>
         </w:tc>
@@ -1396,7 +1659,7 @@
                 <w:rFonts w:ascii="맑은 고딕" w:hAnsi="맑은 고딕" w:eastAsia="맑은 고딕"/>
                 <w:sz w:val="19"/>
               </w:rPr>
-              <w:t>글자 층 없는 그림 도면 읽기</w:t>
+              <w:t>그림 도면, 한 줄 선(스트로크)으로 쓴 글꼴 읽기</w:t>
             </w:r>
           </w:p>
         </w:tc>
@@ -1411,7 +1674,7 @@
                 <w:rFonts w:ascii="맑은 고딕" w:hAnsi="맑은 고딕" w:eastAsia="맑은 고딕"/>
                 <w:sz w:val="19"/>
               </w:rPr>
-              <w:t>확장(2단계)</w:t>
+              <w:t>확장(다음 단계)</w:t>
             </w:r>
           </w:p>
         </w:tc>
@@ -1530,7 +1793,7 @@
           <w:rFonts w:ascii="맑은 고딕" w:hAnsi="맑은 고딕" w:eastAsia="맑은 고딕"/>
           <w:sz w:val="21"/>
         </w:rPr>
-        <w:t xml:space="preserve"> — 번호 · 쪽 · 구역 · 구분 · 종류 · 원문 · 공칭값 · 상한/하한 공차 · 최대/최소 허용값 · 단위 · 수량 · 데이텀 · 좌표 · 확인 필요 · 용접 형상을 잘라낼 영역</w:t>
+        <w:t xml:space="preserve"> — 번호 · 쪽 · 구역 · 구분 · 종류 · 원문 · 공칭값 · 상한/하한 공차 · 최대/최소 허용값 · 단위 · 수량 · 데이텀 · 좌표 · 확인 필요 · 용접 형상을 잘라낼 영역 · 기준서(2차: 치수 기준서 · 용접 기준서 시트를 나눔)</w:t>
       </w:r>
     </w:p>
     <w:p>
@@ -1577,14 +1840,14 @@
           <w:b/>
           <w:sz w:val="21"/>
         </w:rPr>
-        <w:t>가상 도면 3종과 정답</w:t>
+        <w:t>가상 도면 4종과 정답</w:t>
       </w:r>
       <w:r>
         <w:rPr>
           <w:rFonts w:ascii="맑은 고딕" w:hAnsi="맑은 고딕" w:eastAsia="맑은 고딕"/>
           <w:sz w:val="21"/>
         </w:rPr>
-        <w:t xml:space="preserve"> — 규칙 검증 · 시연용</w:t>
+        <w:t xml:space="preserve"> — 규칙 검증 · 시연용(도면 D 는 2차에서 실제 도면의 틀림 유형을 흉내 내 더함)</w:t>
       </w:r>
     </w:p>
     <w:p>
@@ -1865,7 +2128,7 @@
           <w:rFonts w:ascii="맑은 고딕" w:hAnsi="맑은 고딕" w:eastAsia="맑은 고딕"/>
           <w:sz w:val="21"/>
         </w:rPr>
-        <w:t>: CAD 에서 내보낸 PDF 는 글자가 글자(좌표 · 크기 · 각도)로 들어 있어 규칙으로 정확히 읽을 수 있습니다. 스캔 그림이나 글자를 선으로 바꾼 PDF 는 글자 층이 없어 OCR 이 필요합니다(2단계).</w:t>
+        <w:t>: CAD 에서 내보낸 PDF 는 글자가 글자(좌표 · 크기 · 각도)로 들어 있어 규칙으로 정확히 읽을 수 있습니다. 글자를 칠한 윤곽선으로 바꾼 PDF 는 2차부터 모양으로 되읽습니다(OCR 없이, 벡터 도형 그대로). 스캔 그림과 한 줄 선 글꼴은 아직 OCR 등 다른 방법이 필요합니다.</w:t>
       </w:r>
     </w:p>
     <w:p>
@@ -2098,7 +2361,27 @@
           <w:rFonts w:ascii="맑은 고딕" w:hAnsi="맑은 고딕" w:eastAsia="맑은 고딕"/>
           <w:sz w:val="21"/>
         </w:rPr>
-        <w:t>실제 도면 2~3장과 정답으로 일치율 측정 → 틀리는 유형별로 규칙 보정(표제란 낱말 · 회사 풍선 모양 · 용접 표기 관행)</w:t>
+        <w:t xml:space="preserve">실제 도면 2~3장과 정답으로 일치율 측정 → 틀리는 유형별로 규칙 보정(표제란 낱말 · 회사 풍선 모양 · 용접 표기 관행) — </w:t>
+      </w:r>
+      <w:r>
+        <w:rPr>
+          <w:rFonts w:ascii="맑은 고딕" w:hAnsi="맑은 고딕" w:eastAsia="맑은 고딕"/>
+          <w:b/>
+          <w:sz w:val="21"/>
+        </w:rPr>
+        <w:t>2차(2026-10-21)에 2장으로 진행, 11장</w:t>
+      </w:r>
+    </w:p>
+    <w:p>
+      <w:pPr>
+        <w:pStyle w:val="ListBullet"/>
+      </w:pPr>
+      <w:r>
+        <w:rPr>
+          <w:rFonts w:ascii="맑은 고딕" w:hAnsi="맑은 고딕" w:eastAsia="맑은 고딕"/>
+          <w:sz w:val="21"/>
+        </w:rPr>
+        <w:t>다른 도면 몇 장으로 다시 재기(같은 2장에 맞춘 규칙이 새 도면에도 맞는지), 수강생 정답 엑셀과 필드 정의 맞추기</w:t>
       </w:r>
     </w:p>
     <w:p>
@@ -2275,7 +2558,7 @@
           <w:rFonts w:ascii="맑은 고딕" w:hAnsi="맑은 고딕" w:eastAsia="맑은 고딕"/>
           <w:sz w:val="21"/>
         </w:rPr>
-        <w:t>제출 자료에는 현재 일치율 · 작업 시간 같은 정량 수치가 없어 이 문서도 효과 수치를 적지 않습니다. 예시 도면의 일치율은 README 에 적었지만, 규칙을 만든 쪽이 만든 도면이라 실제 도면의 수준을 뜻하지 않습니다.</w:t>
+        <w:t>수강생이 지금 쓰는 방식의 일치율 수치는 아직 받지 않았습니다. 실제 도면 2장으로 잰 도구의 숫자는 11장에 있습니다 — 같은 2장으로 규칙을 고치고 같은 2장으로 잰 것이라 새 도면에서는 낮을 수 있습니다. 작업 시간 수치는 없어 적지 않습니다.</w:t>
       </w:r>
     </w:p>
     <w:p>
@@ -2298,7 +2581,7 @@
           <w:rFonts w:ascii="맑은 고딕" w:hAnsi="맑은 고딕" w:eastAsia="맑은 고딕"/>
           <w:sz w:val="21"/>
         </w:rPr>
-        <w:t>패들릿 댓글로 요청드린 것입니다. 받으면 같은 측정 화면에서 바로 일치율을 재고 규칙을 맞춥니다.</w:t>
+        <w:t>패들릿 댓글로 요청드린 것입니다. ①~④ 는 2026-10-21 회신을 받아 2차에 반영했습니다(11장).</w:t>
       </w:r>
     </w:p>
     <w:p>
@@ -2310,7 +2593,7 @@
           <w:rFonts w:ascii="맑은 고딕" w:hAnsi="맑은 고딕" w:eastAsia="맑은 고딕"/>
           <w:sz w:val="21"/>
         </w:rPr>
-        <w:t xml:space="preserve">1. </w:t>
+        <w:t xml:space="preserve">1. 풍선 없는 도면 PDF 2~3장과, 같은 도면의 정답 — </w:t>
       </w:r>
       <w:r>
         <w:rPr>
@@ -2318,14 +2601,14 @@
           <w:b/>
           <w:sz w:val="21"/>
         </w:rPr>
-        <w:t>풍선 없는 도면 PDF 2~3장과, 같은 도면의 정답</w:t>
+        <w:t>받음</w:t>
       </w:r>
       <w:r>
         <w:rPr>
           <w:rFonts w:ascii="맑은 고딕" w:hAnsi="맑은 고딕" w:eastAsia="맑은 고딕"/>
           <w:sz w:val="21"/>
         </w:rPr>
-        <w:t xml:space="preserve"> — 사람이 풍선을 단 PDF 와 추출 엑셀(번호 · 구분 · Spec · 공차). 품번 · 고객명은 가려서 보내셔도 됩니다.</w:t>
+        <w:t>: 도면 2장(원도) + 같은 도면의 치수 기준서용 · 용접 기준서용 풍선 PDF. 추출 엑셀(정답 표)은 아직 없어, 풍선 PDF 에서 풍선 번호 · 지시선 끝을 자동으로 뽑고 값은 사람이 읽어 정답표를 만들었습니다.</w:t>
       </w:r>
     </w:p>
     <w:p>
@@ -2337,7 +2620,7 @@
           <w:rFonts w:ascii="맑은 고딕" w:hAnsi="맑은 고딕" w:eastAsia="맑은 고딕"/>
           <w:sz w:val="21"/>
         </w:rPr>
-        <w:t xml:space="preserve">2. </w:t>
+        <w:t xml:space="preserve">2. 지금 쓰는 방식과 일치율을 센 방법 — </w:t>
       </w:r>
       <w:r>
         <w:rPr>
@@ -2345,14 +2628,14 @@
           <w:b/>
           <w:sz w:val="21"/>
         </w:rPr>
-        <w:t>지금 쓰는 방식과 일치율을 센 방법</w:t>
+        <w:t>받음</w:t>
       </w:r>
       <w:r>
         <w:rPr>
           <w:rFonts w:ascii="맑은 고딕" w:hAnsi="맑은 고딕" w:eastAsia="맑은 고딕"/>
           <w:sz w:val="21"/>
         </w:rPr>
-        <w:t xml:space="preserve"> — 도구 · 모델 · 코드나 프롬프트, 「일치율」 을 무엇을 분모로 셌는지(항목 수? 글자? 번호까지?). 같은 기준으로 재야 85% 를 비교할 수 있습니다.</w:t>
+        <w:t>: 필드 일치율 · 완전 일치율. 도구에 같은 식으로 넣었습니다. 지금 방식으로 잰 수치(몇 %)는 아직 없습니다.</w:t>
       </w:r>
     </w:p>
     <w:p>
@@ -2364,7 +2647,7 @@
           <w:rFonts w:ascii="맑은 고딕" w:hAnsi="맑은 고딕" w:eastAsia="맑은 고딕"/>
           <w:sz w:val="21"/>
         </w:rPr>
-        <w:t xml:space="preserve">3. </w:t>
+        <w:t xml:space="preserve">3. 자주 틀리는 사례 — </w:t>
       </w:r>
       <w:r>
         <w:rPr>
@@ -2372,14 +2655,14 @@
           <w:b/>
           <w:sz w:val="21"/>
         </w:rPr>
-        <w:t>자주 틀리는 사례</w:t>
+        <w:t>받음</w:t>
       </w:r>
       <w:r>
         <w:rPr>
           <w:rFonts w:ascii="맑은 고딕" w:hAnsi="맑은 고딕" w:eastAsia="맑은 고딕"/>
           <w:sz w:val="21"/>
         </w:rPr>
-        <w:t xml:space="preserve"> — 치수 · 공차 · 용접 기호 중 어느 것이 많이 틀리는지, 예시 한두 개.</w:t>
+        <w:t>: 모든 용접 기호 및 각장 Spec, 부기(주기 · 노트).</w:t>
       </w:r>
     </w:p>
     <w:p>
@@ -2391,7 +2674,7 @@
           <w:rFonts w:ascii="맑은 고딕" w:hAnsi="맑은 고딕" w:eastAsia="맑은 고딕"/>
           <w:sz w:val="21"/>
         </w:rPr>
-        <w:t xml:space="preserve">4. </w:t>
+        <w:t xml:space="preserve">4. 도면 PDF 가 벡터인지 스캔 그림인지 — </w:t>
       </w:r>
       <w:r>
         <w:rPr>
@@ -2399,14 +2682,104 @@
           <w:b/>
           <w:sz w:val="21"/>
         </w:rPr>
-        <w:t>도면 PDF 가 벡터인지 스캔 그림인지</w:t>
+        <w:t>받음</w:t>
       </w:r>
       <w:r>
         <w:rPr>
           <w:rFonts w:ascii="맑은 고딕" w:hAnsi="맑은 고딕" w:eastAsia="맑은 고딕"/>
           <w:sz w:val="21"/>
         </w:rPr>
-        <w:t xml:space="preserve"> — PDF 에서 글자를 마우스로 고를 수 있으면 벡터입니다. 스캔이면 1단계 규칙이 아니라 OCR 부터 해야 합니다.</w:t>
+        <w:t>: 벡터. 단, 도면 쪽 글자는 칠한 윤곽선이었습니다.</w:t>
+      </w:r>
+    </w:p>
+    <w:p>
+      <w:r>
+        <w:rPr>
+          <w:rFonts w:ascii="맑은 고딕" w:hAnsi="맑은 고딕" w:eastAsia="맑은 고딕"/>
+          <w:sz w:val="21"/>
+        </w:rPr>
+        <w:t>다시 요청드리는 것(3차 반영용):</w:t>
+      </w:r>
+    </w:p>
+    <w:p>
+      <w:pPr>
+        <w:ind w:left="360" w:hanging="280"/>
+      </w:pPr>
+      <w:r>
+        <w:rPr>
+          <w:rFonts w:ascii="맑은 고딕" w:hAnsi="맑은 고딕" w:eastAsia="맑은 고딕"/>
+          <w:sz w:val="21"/>
+        </w:rPr>
+        <w:t xml:space="preserve">8. </w:t>
+      </w:r>
+      <w:r>
+        <w:rPr>
+          <w:rFonts w:ascii="맑은 고딕" w:hAnsi="맑은 고딕" w:eastAsia="맑은 고딕"/>
+          <w:b/>
+          <w:sz w:val="21"/>
+        </w:rPr>
+        <w:t>이번 2장의 검사 기준서 엑셀(치수 · 용접)</w:t>
+      </w:r>
+      <w:r>
+        <w:rPr>
+          <w:rFonts w:ascii="맑은 고딕" w:hAnsi="맑은 고딕" w:eastAsia="맑은 고딕"/>
+          <w:sz w:val="21"/>
+        </w:rPr>
+        <w:t xml:space="preserve"> — 「항목명」 칸에 무엇을 적는지(길이 · 지름 같은 종류인지, 「외경」 같은 이름인지), 용접 기준서에서 「2x」 · 「3x」 같은 개수와 부기를 어느 칸에 적는지를 맞춰야 두 일치율을 똑같이 셀 수 있습니다. 지금 방식으로 잰 일치율 수치도 함께 주시면 나란히 비교합니다.</w:t>
+      </w:r>
+    </w:p>
+    <w:p>
+      <w:pPr>
+        <w:ind w:left="360" w:hanging="280"/>
+      </w:pPr>
+      <w:r>
+        <w:rPr>
+          <w:rFonts w:ascii="맑은 고딕" w:hAnsi="맑은 고딕" w:eastAsia="맑은 고딕"/>
+          <w:sz w:val="21"/>
+        </w:rPr>
+        <w:t xml:space="preserve">9. </w:t>
+      </w:r>
+      <w:r>
+        <w:rPr>
+          <w:rFonts w:ascii="맑은 고딕" w:hAnsi="맑은 고딕" w:eastAsia="맑은 고딕"/>
+          <w:b/>
+          <w:sz w:val="21"/>
+        </w:rPr>
+        <w:t>다른 도면 2~3장(원도 + 풍선 PDF)</w:t>
+      </w:r>
+      <w:r>
+        <w:rPr>
+          <w:rFonts w:ascii="맑은 고딕" w:hAnsi="맑은 고딕" w:eastAsia="맑은 고딕"/>
+          <w:sz w:val="21"/>
+        </w:rPr>
+        <w:t xml:space="preserve"> — 이번 숫자는 같은 2장으로 규칙을 고치고 잰 것이라, 새 도면에서 다시 재야 85% 를 말할 수 있습니다. 용접 기호가 다양한 도면(플레어 · 플러그 · 개선 · 전체 둘레)이면 좋습니다.</w:t>
+      </w:r>
+    </w:p>
+    <w:p>
+      <w:pPr>
+        <w:ind w:left="360" w:hanging="280"/>
+      </w:pPr>
+      <w:r>
+        <w:rPr>
+          <w:rFonts w:ascii="맑은 고딕" w:hAnsi="맑은 고딕" w:eastAsia="맑은 고딕"/>
+          <w:sz w:val="21"/>
+        </w:rPr>
+        <w:t xml:space="preserve">10. </w:t>
+      </w:r>
+      <w:r>
+        <w:rPr>
+          <w:rFonts w:ascii="맑은 고딕" w:hAnsi="맑은 고딕" w:eastAsia="맑은 고딕"/>
+          <w:b/>
+          <w:sz w:val="21"/>
+        </w:rPr>
+        <w:t>회색 · 일부 파란 글(한 줄 선 글꼴)도 검사 대상인지</w:t>
+      </w:r>
+      <w:r>
+        <w:rPr>
+          <w:rFonts w:ascii="맑은 고딕" w:hAnsi="맑은 고딕" w:eastAsia="맑은 고딕"/>
+          <w:sz w:val="21"/>
+        </w:rPr>
+        <w:t xml:space="preserve"> — 이번 도면에서 못 읽은 글의 대부분입니다. 대상이면 그 글꼴 읽기를 더합니다.</w:t>
       </w:r>
     </w:p>
     <w:p>
@@ -2427,7 +2800,7 @@
           <w:rFonts w:ascii="맑은 고딕" w:hAnsi="맑은 고딕" w:eastAsia="맑은 고딕"/>
           <w:sz w:val="21"/>
         </w:rPr>
-        <w:t>5. 검사 기준서 엑셀 양식과 번호 매기는 규칙(위→아래? 시계 방향? 구역 순?) — 예시 도면에서 도구 번호와 사람 번호가 같은 비율이 7~9% 였습니다. 규칙을 정하면 맞출 수 있습니다.</w:t>
+        <w:t>5. 번호 매기는 규칙(위→아래? 시계 방향? 구역 순?) — 받은 풍선 PDF 는 두 도면을 이어서 번호를 매겼습니다(치수 1~307, 용접 1~230). 도구는 기준서마다 1번부터 매기고, 시작 번호는 설정에서 바꿉니다.</w:t>
       </w:r>
     </w:p>
     <w:p>
@@ -2439,7 +2812,7 @@
           <w:rFonts w:ascii="맑은 고딕" w:hAnsi="맑은 고딕" w:eastAsia="맑은 고딕"/>
           <w:sz w:val="21"/>
         </w:rPr>
-        <w:t>6. 풍선에 넣는 것 · 빼는 것의 기준 — 참고 치수 · 일반공차 적용 치수 · 표면 거칠기 · 주기 지시도 풍선을 다는지</w:t>
+        <w:t>6. 풍선에 넣는 것 · 빼는 것의 기준 — 참고 치수 · 일반공차 적용 치수 · 표면 거칠기 · 주기 지시도 풍선을 다는지(목표 1 의 정밀도 70~78% 는 사람이 풍선을 달지 않은 치수까지 잡은 것)</w:t>
       </w:r>
     </w:p>
     <w:p>
@@ -2452,6 +2825,1990 @@
           <w:sz w:val="21"/>
         </w:rPr>
         <w:t>7. 외부 AI(ChatGPT 등) 사용 허용 여부, 사내 허용 AI 가 있는지</w:t>
+      </w:r>
+    </w:p>
+    <w:p>
+      <w:pPr>
+        <w:pStyle w:val="Heading2"/>
+      </w:pPr>
+      <w:r>
+        <w:rPr>
+          <w:rFonts w:ascii="맑은 고딕" w:hAnsi="맑은 고딕" w:eastAsia="맑은 고딕"/>
+          <w:b/>
+          <w:color w:val="13274B"/>
+          <w:sz w:val="27"/>
+        </w:rPr>
+        <w:t>11. 2차 반영 내역 (2026-10-21)</w:t>
+      </w:r>
+    </w:p>
+    <w:p>
+      <w:pPr>
+        <w:pStyle w:val="Heading3"/>
+      </w:pPr>
+      <w:r>
+        <w:rPr>
+          <w:rFonts w:ascii="맑은 고딕" w:hAnsi="맑은 고딕" w:eastAsia="맑은 고딕"/>
+          <w:b/>
+          <w:color w:val="13274B"/>
+          <w:sz w:val="24"/>
+        </w:rPr>
+        <w:t>11.1 받은 것</w:t>
+      </w:r>
+    </w:p>
+    <w:tbl>
+      <w:tblPr>
+        <w:tblStyle w:val="TableGrid"/>
+        <w:tblW w:type="auto" w:w="0"/>
+        <w:jc w:val="center"/>
+        <w:tblLook w:firstColumn="1" w:firstRow="1" w:lastColumn="0" w:lastRow="0" w:noHBand="0" w:noVBand="1" w:val="04A0"/>
+      </w:tblPr>
+      <w:tblGrid>
+        <w:gridCol w:w="2880"/>
+        <w:gridCol w:w="2880"/>
+        <w:gridCol w:w="2880"/>
+      </w:tblGrid>
+      <w:tr>
+        <w:tc>
+          <w:tcPr>
+            <w:tcW w:type="dxa" w:w="2880"/>
+          </w:tcPr>
+          <w:p>
+            <w:r>
+              <w:rPr>
+                <w:b/>
+              </w:rPr>
+            </w:r>
+            <w:r>
+              <w:rPr>
+                <w:rFonts w:ascii="맑은 고딕" w:hAnsi="맑은 고딕" w:eastAsia="맑은 고딕"/>
+                <w:b/>
+                <w:sz w:val="19"/>
+              </w:rPr>
+              <w:t>회신</w:t>
+            </w:r>
+          </w:p>
+        </w:tc>
+        <w:tc>
+          <w:tcPr>
+            <w:tcW w:type="dxa" w:w="2880"/>
+          </w:tcPr>
+          <w:p>
+            <w:r>
+              <w:rPr>
+                <w:b/>
+              </w:rPr>
+            </w:r>
+            <w:r>
+              <w:rPr>
+                <w:rFonts w:ascii="맑은 고딕" w:hAnsi="맑은 고딕" w:eastAsia="맑은 고딕"/>
+                <w:b/>
+                <w:sz w:val="19"/>
+              </w:rPr>
+              <w:t>내용</w:t>
+            </w:r>
+          </w:p>
+        </w:tc>
+        <w:tc>
+          <w:tcPr>
+            <w:tcW w:type="dxa" w:w="2880"/>
+          </w:tcPr>
+          <w:p>
+            <w:r>
+              <w:rPr>
+                <w:b/>
+              </w:rPr>
+            </w:r>
+            <w:r>
+              <w:rPr>
+                <w:rFonts w:ascii="맑은 고딕" w:hAnsi="맑은 고딕" w:eastAsia="맑은 고딕"/>
+                <w:b/>
+                <w:sz w:val="19"/>
+              </w:rPr>
+              <w:t>반영</w:t>
+            </w:r>
+          </w:p>
+        </w:tc>
+      </w:tr>
+      <w:tr>
+        <w:tc>
+          <w:tcPr>
+            <w:tcW w:type="dxa" w:w="2880"/>
+          </w:tcPr>
+          <w:p>
+            <w:r/>
+            <w:r>
+              <w:rPr>
+                <w:rFonts w:ascii="맑은 고딕" w:hAnsi="맑은 고딕" w:eastAsia="맑은 고딕"/>
+                <w:sz w:val="19"/>
+              </w:rPr>
+              <w:t>① 도면 · 정답</w:t>
+            </w:r>
+          </w:p>
+        </w:tc>
+        <w:tc>
+          <w:tcPr>
+            <w:tcW w:type="dxa" w:w="2880"/>
+          </w:tcPr>
+          <w:p>
+            <w:r/>
+            <w:r>
+              <w:rPr>
+                <w:rFonts w:ascii="맑은 고딕" w:hAnsi="맑은 고딕" w:eastAsia="맑은 고딕"/>
+                <w:sz w:val="19"/>
+              </w:rPr>
+              <w:t>풍선 없는 원도 2장(A0) + 같은 도면의 치수 기준서용 · 용접 기준서용 풍선 PDF</w:t>
+            </w:r>
+          </w:p>
+        </w:tc>
+        <w:tc>
+          <w:tcPr>
+            <w:tcW w:type="dxa" w:w="2880"/>
+          </w:tcPr>
+          <w:p>
+            <w:r/>
+            <w:r>
+              <w:rPr>
+                <w:rFonts w:ascii="맑은 고딕" w:hAnsi="맑은 고딕" w:eastAsia="맑은 고딕"/>
+                <w:sz w:val="19"/>
+              </w:rPr>
+              <w:t>실제 도면 측정(11.3). 회사 도면이라 리포 · 커밋 · 패들릿에 넣지 않고, 작업 컴퓨터의 임시 폴더에서만 재고 지움</w:t>
+            </w:r>
+          </w:p>
+        </w:tc>
+      </w:tr>
+      <w:tr>
+        <w:tc>
+          <w:tcPr>
+            <w:tcW w:type="dxa" w:w="2880"/>
+          </w:tcPr>
+          <w:p>
+            <w:r/>
+            <w:r>
+              <w:rPr>
+                <w:rFonts w:ascii="맑은 고딕" w:hAnsi="맑은 고딕" w:eastAsia="맑은 고딕"/>
+                <w:sz w:val="19"/>
+              </w:rPr>
+              <w:t>② 일치율 식</w:t>
+            </w:r>
+          </w:p>
+        </w:tc>
+        <w:tc>
+          <w:tcPr>
+            <w:tcW w:type="dxa" w:w="2880"/>
+          </w:tcPr>
+          <w:p>
+            <w:r/>
+            <w:r>
+              <w:rPr>
+                <w:rFonts w:ascii="맑은 고딕" w:hAnsi="맑은 고딕" w:eastAsia="맑은 고딕"/>
+                <w:sz w:val="19"/>
+              </w:rPr>
+              <w:t>필드 일치율 = 해당 필드의 일치 건수 ÷ 비교 대상 건수 × 100, 완전 일치율 = 항목명 · 기준값 · 공차가 모두 일치한 행 ÷ 비교 대상 행 × 100</w:t>
+            </w:r>
+          </w:p>
+        </w:tc>
+        <w:tc>
+          <w:tcPr>
+            <w:tcW w:type="dxa" w:w="2880"/>
+          </w:tcPr>
+          <w:p>
+            <w:r/>
+            <w:r>
+              <w:rPr>
+                <w:rFonts w:ascii="맑은 고딕" w:hAnsi="맑은 고딕" w:eastAsia="맑은 고딕"/>
+                <w:sz w:val="19"/>
+              </w:rPr>
+              <w:t>측정 화면 · 대조 결과 엑셀 · 명령줄에 같은 식으로 넣음(11.2)</w:t>
+            </w:r>
+          </w:p>
+        </w:tc>
+      </w:tr>
+      <w:tr>
+        <w:tc>
+          <w:tcPr>
+            <w:tcW w:type="dxa" w:w="2880"/>
+          </w:tcPr>
+          <w:p>
+            <w:r/>
+            <w:r>
+              <w:rPr>
+                <w:rFonts w:ascii="맑은 고딕" w:hAnsi="맑은 고딕" w:eastAsia="맑은 고딕"/>
+                <w:sz w:val="19"/>
+              </w:rPr>
+              <w:t>③ 자주 틀림</w:t>
+            </w:r>
+          </w:p>
+        </w:tc>
+        <w:tc>
+          <w:tcPr>
+            <w:tcW w:type="dxa" w:w="2880"/>
+          </w:tcPr>
+          <w:p>
+            <w:r/>
+            <w:r>
+              <w:rPr>
+                <w:rFonts w:ascii="맑은 고딕" w:hAnsi="맑은 고딕" w:eastAsia="맑은 고딕"/>
+                <w:sz w:val="19"/>
+              </w:rPr>
+              <w:t>모든 용접 기호 및 각장 Spec, 부기(주기 · 노트)</w:t>
+            </w:r>
+          </w:p>
+        </w:tc>
+        <w:tc>
+          <w:tcPr>
+            <w:tcW w:type="dxa" w:w="2880"/>
+          </w:tcPr>
+          <w:p>
+            <w:r/>
+            <w:r>
+              <w:rPr>
+                <w:rFonts w:ascii="맑은 고딕" w:hAnsi="맑은 고딕" w:eastAsia="맑은 고딕"/>
+                <w:sz w:val="19"/>
+              </w:rPr>
+              <w:t>용접 기준선 규칙 · 용접 부기(11.4)</w:t>
+            </w:r>
+          </w:p>
+        </w:tc>
+      </w:tr>
+      <w:tr>
+        <w:tc>
+          <w:tcPr>
+            <w:tcW w:type="dxa" w:w="2880"/>
+          </w:tcPr>
+          <w:p>
+            <w:r/>
+            <w:r>
+              <w:rPr>
+                <w:rFonts w:ascii="맑은 고딕" w:hAnsi="맑은 고딕" w:eastAsia="맑은 고딕"/>
+                <w:sz w:val="19"/>
+              </w:rPr>
+              <w:t>④ 도면 형식</w:t>
+            </w:r>
+          </w:p>
+        </w:tc>
+        <w:tc>
+          <w:tcPr>
+            <w:tcW w:type="dxa" w:w="2880"/>
+          </w:tcPr>
+          <w:p>
+            <w:r/>
+            <w:r>
+              <w:rPr>
+                <w:rFonts w:ascii="맑은 고딕" w:hAnsi="맑은 고딕" w:eastAsia="맑은 고딕"/>
+                <w:sz w:val="19"/>
+              </w:rPr>
+              <w:t>벡터 PDF. 치수 기준서와 용접 기준서 2가지, 한 도면에 같이 또는 따로</w:t>
+            </w:r>
+          </w:p>
+        </w:tc>
+        <w:tc>
+          <w:tcPr>
+            <w:tcW w:type="dxa" w:w="2880"/>
+          </w:tcPr>
+          <w:p>
+            <w:r/>
+            <w:r>
+              <w:rPr>
+                <w:rFonts w:ascii="맑은 고딕" w:hAnsi="맑은 고딕" w:eastAsia="맑은 고딕"/>
+                <w:sz w:val="19"/>
+              </w:rPr>
+              <w:t>윤곽선 글자 읽기 · 기준서 구분(11.4)</w:t>
+            </w:r>
+          </w:p>
+        </w:tc>
+      </w:tr>
+    </w:tbl>
+    <w:p/>
+    <w:p>
+      <w:pPr>
+        <w:pStyle w:val="Heading3"/>
+      </w:pPr>
+      <w:r>
+        <w:rPr>
+          <w:rFonts w:ascii="맑은 고딕" w:hAnsi="맑은 고딕" w:eastAsia="맑은 고딕"/>
+          <w:b/>
+          <w:color w:val="13274B"/>
+          <w:sz w:val="24"/>
+        </w:rPr>
+        <w:t>11.2 일치율을 세는 방법(도구 안)</w:t>
+      </w:r>
+    </w:p>
+    <w:p>
+      <w:pPr>
+        <w:pStyle w:val="ListBullet"/>
+      </w:pPr>
+      <w:r>
+        <w:rPr>
+          <w:rFonts w:ascii="맑은 고딕" w:hAnsi="맑은 고딕" w:eastAsia="맑은 고딕"/>
+          <w:b/>
+          <w:sz w:val="21"/>
+        </w:rPr>
+        <w:t>비교 대상 = 정답 행.</w:t>
+      </w:r>
+      <w:r>
+        <w:rPr>
+          <w:rFonts w:ascii="맑은 고딕" w:hAnsi="맑은 고딕" w:eastAsia="맑은 고딕"/>
+          <w:sz w:val="21"/>
+        </w:rPr>
+        <w:t xml:space="preserve"> 도구가 못 찾은 정답 행은 세 필드 모두 불일치로 셉니다(목표 2 는 풍선 번호로, 목표 1 은 값으로 짝을 지음).</w:t>
+      </w:r>
+    </w:p>
+    <w:p>
+      <w:pPr>
+        <w:pStyle w:val="ListBullet"/>
+      </w:pPr>
+      <w:r>
+        <w:rPr>
+          <w:rFonts w:ascii="맑은 고딕" w:hAnsi="맑은 고딕" w:eastAsia="맑은 고딕"/>
+          <w:sz w:val="21"/>
+        </w:rPr>
+        <w:t>세 필드의 뜻(수강생 정답 엑셀을 받으면 맞춤 — 10장 ⑧):</w:t>
+      </w:r>
+    </w:p>
+    <w:tbl>
+      <w:tblPr>
+        <w:tblStyle w:val="TableGrid"/>
+        <w:tblW w:type="auto" w:w="0"/>
+        <w:jc w:val="center"/>
+        <w:tblLook w:firstColumn="1" w:firstRow="1" w:lastColumn="0" w:lastRow="0" w:noHBand="0" w:noVBand="1" w:val="04A0"/>
+      </w:tblPr>
+      <w:tblGrid>
+        <w:gridCol w:w="1234"/>
+        <w:gridCol w:w="1234"/>
+        <w:gridCol w:w="1234"/>
+        <w:gridCol w:w="1234"/>
+        <w:gridCol w:w="1234"/>
+        <w:gridCol w:w="1234"/>
+        <w:gridCol w:w="1234"/>
+      </w:tblGrid>
+      <w:tr>
+        <w:tc>
+          <w:tcPr>
+            <w:tcW w:type="dxa" w:w="1234"/>
+          </w:tcPr>
+          <w:p>
+            <w:r>
+              <w:rPr>
+                <w:b/>
+              </w:rPr>
+            </w:r>
+            <w:r>
+              <w:rPr>
+                <w:rFonts w:ascii="맑은 고딕" w:hAnsi="맑은 고딕" w:eastAsia="맑은 고딕"/>
+                <w:b/>
+                <w:sz w:val="19"/>
+              </w:rPr>
+              <w:t>필드</w:t>
+            </w:r>
+          </w:p>
+        </w:tc>
+        <w:tc>
+          <w:tcPr>
+            <w:tcW w:type="dxa" w:w="1234"/>
+          </w:tcPr>
+          <w:p>
+            <w:r>
+              <w:rPr>
+                <w:b/>
+              </w:rPr>
+            </w:r>
+            <w:r>
+              <w:rPr>
+                <w:rFonts w:ascii="맑은 고딕" w:hAnsi="맑은 고딕" w:eastAsia="맑은 고딕"/>
+                <w:b/>
+                <w:sz w:val="19"/>
+              </w:rPr>
+              <w:t>치수 · 공차</w:t>
+            </w:r>
+          </w:p>
+        </w:tc>
+        <w:tc>
+          <w:tcPr>
+            <w:tcW w:type="dxa" w:w="1234"/>
+          </w:tcPr>
+          <w:p>
+            <w:r>
+              <w:rPr>
+                <w:b/>
+              </w:rPr>
+            </w:r>
+            <w:r>
+              <w:rPr>
+                <w:rFonts w:ascii="맑은 고딕" w:hAnsi="맑은 고딕" w:eastAsia="맑은 고딕"/>
+                <w:b/>
+                <w:sz w:val="19"/>
+              </w:rPr>
+              <w:t>기하공차</w:t>
+            </w:r>
+          </w:p>
+        </w:tc>
+        <w:tc>
+          <w:tcPr>
+            <w:tcW w:type="dxa" w:w="1234"/>
+          </w:tcPr>
+          <w:p>
+            <w:r>
+              <w:rPr>
+                <w:b/>
+              </w:rPr>
+            </w:r>
+            <w:r>
+              <w:rPr>
+                <w:rFonts w:ascii="맑은 고딕" w:hAnsi="맑은 고딕" w:eastAsia="맑은 고딕"/>
+                <w:b/>
+                <w:sz w:val="19"/>
+              </w:rPr>
+              <w:t>용접 크기(a · z)</w:t>
+            </w:r>
+          </w:p>
+        </w:tc>
+        <w:tc>
+          <w:tcPr>
+            <w:tcW w:type="dxa" w:w="1234"/>
+          </w:tcPr>
+          <w:p>
+            <w:r>
+              <w:rPr>
+                <w:b/>
+              </w:rPr>
+            </w:r>
+            <w:r>
+              <w:rPr>
+                <w:rFonts w:ascii="맑은 고딕" w:hAnsi="맑은 고딕" w:eastAsia="맑은 고딕"/>
+                <w:b/>
+                <w:sz w:val="19"/>
+              </w:rPr>
+              <w:t>용접 단속</w:t>
+            </w:r>
+          </w:p>
+        </w:tc>
+        <w:tc>
+          <w:tcPr>
+            <w:tcW w:type="dxa" w:w="1234"/>
+          </w:tcPr>
+          <w:p>
+            <w:r>
+              <w:rPr>
+                <w:b/>
+              </w:rPr>
+            </w:r>
+            <w:r>
+              <w:rPr>
+                <w:rFonts w:ascii="맑은 고딕" w:hAnsi="맑은 고딕" w:eastAsia="맑은 고딕"/>
+                <w:b/>
+                <w:sz w:val="19"/>
+              </w:rPr>
+              <w:t>용접 부기</w:t>
+            </w:r>
+          </w:p>
+        </w:tc>
+        <w:tc>
+          <w:tcPr>
+            <w:tcW w:type="dxa" w:w="1234"/>
+          </w:tcPr>
+          <w:p>
+            <w:r>
+              <w:rPr>
+                <w:b/>
+              </w:rPr>
+            </w:r>
+            <w:r>
+              <w:rPr>
+                <w:rFonts w:ascii="맑은 고딕" w:hAnsi="맑은 고딕" w:eastAsia="맑은 고딕"/>
+                <w:b/>
+                <w:sz w:val="19"/>
+              </w:rPr>
+              <w:t>용접 형상</w:t>
+            </w:r>
+          </w:p>
+        </w:tc>
+      </w:tr>
+      <w:tr>
+        <w:tc>
+          <w:tcPr>
+            <w:tcW w:type="dxa" w:w="1234"/>
+          </w:tcPr>
+          <w:p>
+            <w:r/>
+            <w:r>
+              <w:rPr>
+                <w:rFonts w:ascii="맑은 고딕" w:hAnsi="맑은 고딕" w:eastAsia="맑은 고딕"/>
+                <w:sz w:val="19"/>
+              </w:rPr>
+              <w:t>항목명</w:t>
+            </w:r>
+          </w:p>
+        </w:tc>
+        <w:tc>
+          <w:tcPr>
+            <w:tcW w:type="dxa" w:w="1234"/>
+          </w:tcPr>
+          <w:p>
+            <w:r/>
+            <w:r>
+              <w:rPr>
+                <w:rFonts w:ascii="맑은 고딕" w:hAnsi="맑은 고딕" w:eastAsia="맑은 고딕"/>
+                <w:sz w:val="19"/>
+              </w:rPr>
+              <w:t>종류(길이 · 지름 · 반지름 · 각도 · 모따기 · 나사 · 표면 거칠기)</w:t>
+            </w:r>
+          </w:p>
+        </w:tc>
+        <w:tc>
+          <w:tcPr>
+            <w:tcW w:type="dxa" w:w="1234"/>
+          </w:tcPr>
+          <w:p>
+            <w:r/>
+            <w:r>
+              <w:rPr>
+                <w:rFonts w:ascii="맑은 고딕" w:hAnsi="맑은 고딕" w:eastAsia="맑은 고딕"/>
+                <w:sz w:val="19"/>
+              </w:rPr>
+              <w:t>평면도 · 평행도 · 직각도 · 위치도 · 동심도 …</w:t>
+            </w:r>
+          </w:p>
+        </w:tc>
+        <w:tc>
+          <w:tcPr>
+            <w:tcW w:type="dxa" w:w="1234"/>
+          </w:tcPr>
+          <w:p>
+            <w:r/>
+            <w:r>
+              <w:rPr>
+                <w:rFonts w:ascii="맑은 고딕" w:hAnsi="맑은 고딕" w:eastAsia="맑은 고딕"/>
+                <w:sz w:val="19"/>
+              </w:rPr>
+              <w:t>목두께 · 각장 · 용접 크기</w:t>
+            </w:r>
+          </w:p>
+        </w:tc>
+        <w:tc>
+          <w:tcPr>
+            <w:tcW w:type="dxa" w:w="1234"/>
+          </w:tcPr>
+          <w:p>
+            <w:r/>
+            <w:r>
+              <w:rPr>
+                <w:rFonts w:ascii="맑은 고딕" w:hAnsi="맑은 고딕" w:eastAsia="맑은 고딕"/>
+                <w:sz w:val="19"/>
+              </w:rPr>
+              <w:t>단속</w:t>
+            </w:r>
+          </w:p>
+        </w:tc>
+        <w:tc>
+          <w:tcPr>
+            <w:tcW w:type="dxa" w:w="1234"/>
+          </w:tcPr>
+          <w:p>
+            <w:r/>
+            <w:r>
+              <w:rPr>
+                <w:rFonts w:ascii="맑은 고딕" w:hAnsi="맑은 고딕" w:eastAsia="맑은 고딕"/>
+                <w:sz w:val="19"/>
+              </w:rPr>
+              <w:t>부기</w:t>
+            </w:r>
+          </w:p>
+        </w:tc>
+        <w:tc>
+          <w:tcPr>
+            <w:tcW w:type="dxa" w:w="1234"/>
+          </w:tcPr>
+          <w:p>
+            <w:r/>
+            <w:r>
+              <w:rPr>
+                <w:rFonts w:ascii="맑은 고딕" w:hAnsi="맑은 고딕" w:eastAsia="맑은 고딕"/>
+                <w:sz w:val="19"/>
+              </w:rPr>
+              <w:t>용접 형상</w:t>
+            </w:r>
+          </w:p>
+        </w:tc>
+      </w:tr>
+      <w:tr>
+        <w:tc>
+          <w:tcPr>
+            <w:tcW w:type="dxa" w:w="1234"/>
+          </w:tcPr>
+          <w:p>
+            <w:r/>
+            <w:r>
+              <w:rPr>
+                <w:rFonts w:ascii="맑은 고딕" w:hAnsi="맑은 고딕" w:eastAsia="맑은 고딕"/>
+                <w:sz w:val="19"/>
+              </w:rPr>
+              <w:t>기준값</w:t>
+            </w:r>
+          </w:p>
+        </w:tc>
+        <w:tc>
+          <w:tcPr>
+            <w:tcW w:type="dxa" w:w="1234"/>
+          </w:tcPr>
+          <w:p>
+            <w:r/>
+            <w:r>
+              <w:rPr>
+                <w:rFonts w:ascii="맑은 고딕" w:hAnsi="맑은 고딕" w:eastAsia="맑은 고딕"/>
+                <w:sz w:val="19"/>
+              </w:rPr>
+              <w:t>공칭값</w:t>
+            </w:r>
+          </w:p>
+        </w:tc>
+        <w:tc>
+          <w:tcPr>
+            <w:tcW w:type="dxa" w:w="1234"/>
+          </w:tcPr>
+          <w:p>
+            <w:r/>
+            <w:r>
+              <w:rPr>
+                <w:rFonts w:ascii="맑은 고딕" w:hAnsi="맑은 고딕" w:eastAsia="맑은 고딕"/>
+                <w:sz w:val="19"/>
+              </w:rPr>
+              <w:t>공차값</w:t>
+            </w:r>
+          </w:p>
+        </w:tc>
+        <w:tc>
+          <w:tcPr>
+            <w:tcW w:type="dxa" w:w="1234"/>
+          </w:tcPr>
+          <w:p>
+            <w:r/>
+            <w:r>
+              <w:rPr>
+                <w:rFonts w:ascii="맑은 고딕" w:hAnsi="맑은 고딕" w:eastAsia="맑은 고딕"/>
+                <w:sz w:val="19"/>
+              </w:rPr>
+              <w:t>크기</w:t>
+            </w:r>
+          </w:p>
+        </w:tc>
+        <w:tc>
+          <w:tcPr>
+            <w:tcW w:type="dxa" w:w="1234"/>
+          </w:tcPr>
+          <w:p>
+            <w:r/>
+            <w:r>
+              <w:rPr>
+                <w:rFonts w:ascii="맑은 고딕" w:hAnsi="맑은 고딕" w:eastAsia="맑은 고딕"/>
+                <w:sz w:val="19"/>
+              </w:rPr>
+              <w:t>개수x길이(예: 4x40)</w:t>
+            </w:r>
+          </w:p>
+        </w:tc>
+        <w:tc>
+          <w:tcPr>
+            <w:tcW w:type="dxa" w:w="1234"/>
+          </w:tcPr>
+          <w:p>
+            <w:r/>
+            <w:r>
+              <w:rPr>
+                <w:rFonts w:ascii="맑은 고딕" w:hAnsi="맑은 고딕" w:eastAsia="맑은 고딕"/>
+                <w:sz w:val="19"/>
+              </w:rPr>
+              <w:t>문장(띄어쓰기 · 기호 무시, 닮음 80% 이상)</w:t>
+            </w:r>
+          </w:p>
+        </w:tc>
+        <w:tc>
+          <w:tcPr>
+            <w:tcW w:type="dxa" w:w="1234"/>
+          </w:tcPr>
+          <w:p>
+            <w:r/>
+            <w:r>
+              <w:rPr>
+                <w:rFonts w:ascii="맑은 고딕" w:hAnsi="맑은 고딕" w:eastAsia="맑은 고딕"/>
+                <w:sz w:val="19"/>
+              </w:rPr>
+              <w:t>없음</w:t>
+            </w:r>
+          </w:p>
+        </w:tc>
+      </w:tr>
+      <w:tr>
+        <w:tc>
+          <w:tcPr>
+            <w:tcW w:type="dxa" w:w="1234"/>
+          </w:tcPr>
+          <w:p>
+            <w:r/>
+            <w:r>
+              <w:rPr>
+                <w:rFonts w:ascii="맑은 고딕" w:hAnsi="맑은 고딕" w:eastAsia="맑은 고딕"/>
+                <w:sz w:val="19"/>
+              </w:rPr>
+              <w:t>공차</w:t>
+            </w:r>
+          </w:p>
+        </w:tc>
+        <w:tc>
+          <w:tcPr>
+            <w:tcW w:type="dxa" w:w="1234"/>
+          </w:tcPr>
+          <w:p>
+            <w:r/>
+            <w:r>
+              <w:rPr>
+                <w:rFonts w:ascii="맑은 고딕" w:hAnsi="맑은 고딕" w:eastAsia="맑은 고딕"/>
+                <w:sz w:val="19"/>
+              </w:rPr>
+              <w:t>상한 / 하한</w:t>
+            </w:r>
+          </w:p>
+        </w:tc>
+        <w:tc>
+          <w:tcPr>
+            <w:tcW w:type="dxa" w:w="1234"/>
+          </w:tcPr>
+          <w:p>
+            <w:r/>
+            <w:r>
+              <w:rPr>
+                <w:rFonts w:ascii="맑은 고딕" w:hAnsi="맑은 고딕" w:eastAsia="맑은 고딕"/>
+                <w:sz w:val="19"/>
+              </w:rPr>
+              <w:t>데이텀</w:t>
+            </w:r>
+          </w:p>
+        </w:tc>
+        <w:tc>
+          <w:tcPr>
+            <w:tcW w:type="dxa" w:w="1234"/>
+          </w:tcPr>
+          <w:p>
+            <w:r/>
+            <w:r>
+              <w:rPr>
+                <w:rFonts w:ascii="맑은 고딕" w:hAnsi="맑은 고딕" w:eastAsia="맑은 고딕"/>
+                <w:sz w:val="19"/>
+              </w:rPr>
+              <w:t>없음</w:t>
+            </w:r>
+          </w:p>
+        </w:tc>
+        <w:tc>
+          <w:tcPr>
+            <w:tcW w:type="dxa" w:w="1234"/>
+          </w:tcPr>
+          <w:p>
+            <w:r/>
+            <w:r>
+              <w:rPr>
+                <w:rFonts w:ascii="맑은 고딕" w:hAnsi="맑은 고딕" w:eastAsia="맑은 고딕"/>
+                <w:sz w:val="19"/>
+              </w:rPr>
+              <w:t>없음</w:t>
+            </w:r>
+          </w:p>
+        </w:tc>
+        <w:tc>
+          <w:tcPr>
+            <w:tcW w:type="dxa" w:w="1234"/>
+          </w:tcPr>
+          <w:p>
+            <w:r/>
+            <w:r>
+              <w:rPr>
+                <w:rFonts w:ascii="맑은 고딕" w:hAnsi="맑은 고딕" w:eastAsia="맑은 고딕"/>
+                <w:sz w:val="19"/>
+              </w:rPr>
+              <w:t>없음</w:t>
+            </w:r>
+          </w:p>
+        </w:tc>
+        <w:tc>
+          <w:tcPr>
+            <w:tcW w:type="dxa" w:w="1234"/>
+          </w:tcPr>
+          <w:p>
+            <w:r/>
+            <w:r>
+              <w:rPr>
+                <w:rFonts w:ascii="맑은 고딕" w:hAnsi="맑은 고딕" w:eastAsia="맑은 고딕"/>
+                <w:sz w:val="19"/>
+              </w:rPr>
+              <w:t>없음</w:t>
+            </w:r>
+          </w:p>
+        </w:tc>
+      </w:tr>
+    </w:tbl>
+    <w:p/>
+    <w:p>
+      <w:pPr>
+        <w:pStyle w:val="Heading3"/>
+      </w:pPr>
+      <w:r>
+        <w:rPr>
+          <w:rFonts w:ascii="맑은 고딕" w:hAnsi="맑은 고딕" w:eastAsia="맑은 고딕"/>
+          <w:b/>
+          <w:color w:val="13274B"/>
+          <w:sz w:val="24"/>
+        </w:rPr>
+        <w:t>11.3 실제 도면 2장 측정 — 개선 전 · 후</w:t>
+      </w:r>
+    </w:p>
+    <w:p>
+      <w:r>
+        <w:rPr>
+          <w:rFonts w:ascii="맑은 고딕" w:hAnsi="맑은 고딕" w:eastAsia="맑은 고딕"/>
+          <w:sz w:val="21"/>
+        </w:rPr>
+        <w:t>정답 537개(치수 307 · 용접 230). 1차 도구 = 2026-10-20 커밋, 2차 도구 = 이번 커밋. 같은 도면 · 같은 정답 · 같은 계산.</w:t>
+      </w:r>
+    </w:p>
+    <w:tbl>
+      <w:tblPr>
+        <w:tblStyle w:val="TableGrid"/>
+        <w:tblW w:type="auto" w:w="0"/>
+        <w:jc w:val="center"/>
+        <w:tblLook w:firstColumn="1" w:firstRow="1" w:lastColumn="0" w:lastRow="0" w:noHBand="0" w:noVBand="1" w:val="04A0"/>
+      </w:tblPr>
+      <w:tblGrid>
+        <w:gridCol w:w="2160"/>
+        <w:gridCol w:w="2160"/>
+        <w:gridCol w:w="2160"/>
+        <w:gridCol w:w="2160"/>
+      </w:tblGrid>
+      <w:tr>
+        <w:tc>
+          <w:tcPr>
+            <w:tcW w:type="dxa" w:w="2160"/>
+          </w:tcPr>
+          <w:p>
+            <w:r>
+              <w:rPr>
+                <w:b/>
+              </w:rPr>
+            </w:r>
+            <w:r>
+              <w:rPr>
+                <w:rFonts w:ascii="맑은 고딕" w:hAnsi="맑은 고딕" w:eastAsia="맑은 고딕"/>
+                <w:b/>
+                <w:sz w:val="19"/>
+              </w:rPr>
+              <w:t>목표 2 — 풍선 PDF → 풍선별 정보</w:t>
+            </w:r>
+          </w:p>
+        </w:tc>
+        <w:tc>
+          <w:tcPr>
+            <w:tcW w:type="dxa" w:w="2160"/>
+          </w:tcPr>
+          <w:p>
+            <w:r>
+              <w:rPr>
+                <w:b/>
+              </w:rPr>
+            </w:r>
+            <w:r>
+              <w:rPr>
+                <w:rFonts w:ascii="맑은 고딕" w:hAnsi="맑은 고딕" w:eastAsia="맑은 고딕"/>
+                <w:b/>
+                <w:sz w:val="19"/>
+              </w:rPr>
+              <w:t>1차 · 완전 일치율</w:t>
+            </w:r>
+          </w:p>
+        </w:tc>
+        <w:tc>
+          <w:tcPr>
+            <w:tcW w:type="dxa" w:w="2160"/>
+          </w:tcPr>
+          <w:p>
+            <w:r>
+              <w:rPr>
+                <w:b/>
+              </w:rPr>
+            </w:r>
+            <w:r>
+              <w:rPr>
+                <w:rFonts w:ascii="맑은 고딕" w:hAnsi="맑은 고딕" w:eastAsia="맑은 고딕"/>
+                <w:b/>
+                <w:sz w:val="19"/>
+              </w:rPr>
+              <w:t>2차 · 완전 일치율</w:t>
+            </w:r>
+          </w:p>
+        </w:tc>
+        <w:tc>
+          <w:tcPr>
+            <w:tcW w:type="dxa" w:w="2160"/>
+          </w:tcPr>
+          <w:p>
+            <w:r>
+              <w:rPr>
+                <w:b/>
+              </w:rPr>
+            </w:r>
+            <w:r>
+              <w:rPr>
+                <w:rFonts w:ascii="맑은 고딕" w:hAnsi="맑은 고딕" w:eastAsia="맑은 고딕"/>
+                <w:b/>
+                <w:sz w:val="19"/>
+              </w:rPr>
+              <w:t>2차 · 필드(항목명 / 기준값 / 공차)</w:t>
+            </w:r>
+          </w:p>
+        </w:tc>
+      </w:tr>
+      <w:tr>
+        <w:tc>
+          <w:tcPr>
+            <w:tcW w:type="dxa" w:w="2160"/>
+          </w:tcPr>
+          <w:p>
+            <w:r/>
+            <w:r>
+              <w:rPr>
+                <w:rFonts w:ascii="맑은 고딕" w:hAnsi="맑은 고딕" w:eastAsia="맑은 고딕"/>
+                <w:sz w:val="19"/>
+              </w:rPr>
+              <w:t>치수 기준서 307</w:t>
+            </w:r>
+          </w:p>
+        </w:tc>
+        <w:tc>
+          <w:tcPr>
+            <w:tcW w:type="dxa" w:w="2160"/>
+          </w:tcPr>
+          <w:p>
+            <w:r/>
+            <w:r>
+              <w:rPr>
+                <w:rFonts w:ascii="맑은 고딕" w:hAnsi="맑은 고딕" w:eastAsia="맑은 고딕"/>
+                <w:sz w:val="19"/>
+              </w:rPr>
+              <w:t>0.0%</w:t>
+            </w:r>
+          </w:p>
+        </w:tc>
+        <w:tc>
+          <w:tcPr>
+            <w:tcW w:type="dxa" w:w="2160"/>
+          </w:tcPr>
+          <w:p>
+            <w:r/>
+            <w:r>
+              <w:rPr>
+                <w:rFonts w:ascii="맑은 고딕" w:hAnsi="맑은 고딕" w:eastAsia="맑은 고딕"/>
+                <w:b/>
+                <w:sz w:val="19"/>
+              </w:rPr>
+              <w:t>91.5%</w:t>
+            </w:r>
+          </w:p>
+        </w:tc>
+        <w:tc>
+          <w:tcPr>
+            <w:tcW w:type="dxa" w:w="2160"/>
+          </w:tcPr>
+          <w:p>
+            <w:r/>
+            <w:r>
+              <w:rPr>
+                <w:rFonts w:ascii="맑은 고딕" w:hAnsi="맑은 고딕" w:eastAsia="맑은 고딕"/>
+                <w:sz w:val="19"/>
+              </w:rPr>
+              <w:t>92.8 / 93.2 / 92.5%</w:t>
+            </w:r>
+          </w:p>
+        </w:tc>
+      </w:tr>
+      <w:tr>
+        <w:tc>
+          <w:tcPr>
+            <w:tcW w:type="dxa" w:w="2160"/>
+          </w:tcPr>
+          <w:p>
+            <w:r/>
+            <w:r>
+              <w:rPr>
+                <w:rFonts w:ascii="맑은 고딕" w:hAnsi="맑은 고딕" w:eastAsia="맑은 고딕"/>
+                <w:sz w:val="19"/>
+              </w:rPr>
+              <w:t>용접 기준서 230</w:t>
+            </w:r>
+          </w:p>
+        </w:tc>
+        <w:tc>
+          <w:tcPr>
+            <w:tcW w:type="dxa" w:w="2160"/>
+          </w:tcPr>
+          <w:p>
+            <w:r/>
+            <w:r>
+              <w:rPr>
+                <w:rFonts w:ascii="맑은 고딕" w:hAnsi="맑은 고딕" w:eastAsia="맑은 고딕"/>
+                <w:sz w:val="19"/>
+              </w:rPr>
+              <w:t>7.0%</w:t>
+            </w:r>
+          </w:p>
+        </w:tc>
+        <w:tc>
+          <w:tcPr>
+            <w:tcW w:type="dxa" w:w="2160"/>
+          </w:tcPr>
+          <w:p>
+            <w:r/>
+            <w:r>
+              <w:rPr>
+                <w:rFonts w:ascii="맑은 고딕" w:hAnsi="맑은 고딕" w:eastAsia="맑은 고딕"/>
+                <w:b/>
+                <w:sz w:val="19"/>
+              </w:rPr>
+              <w:t>89.1%</w:t>
+            </w:r>
+          </w:p>
+        </w:tc>
+        <w:tc>
+          <w:tcPr>
+            <w:tcW w:type="dxa" w:w="2160"/>
+          </w:tcPr>
+          <w:p>
+            <w:r/>
+            <w:r>
+              <w:rPr>
+                <w:rFonts w:ascii="맑은 고딕" w:hAnsi="맑은 고딕" w:eastAsia="맑은 고딕"/>
+                <w:sz w:val="19"/>
+              </w:rPr>
+              <w:t>89.1 / 89.1 / 90.9%</w:t>
+            </w:r>
+          </w:p>
+        </w:tc>
+      </w:tr>
+      <w:tr>
+        <w:tc>
+          <w:tcPr>
+            <w:tcW w:type="dxa" w:w="2160"/>
+          </w:tcPr>
+          <w:p>
+            <w:r/>
+            <w:r>
+              <w:rPr>
+                <w:rFonts w:ascii="맑은 고딕" w:hAnsi="맑은 고딕" w:eastAsia="맑은 고딕"/>
+                <w:sz w:val="19"/>
+              </w:rPr>
+              <w:t>합계 537</w:t>
+            </w:r>
+          </w:p>
+        </w:tc>
+        <w:tc>
+          <w:tcPr>
+            <w:tcW w:type="dxa" w:w="2160"/>
+          </w:tcPr>
+          <w:p>
+            <w:r/>
+            <w:r>
+              <w:rPr>
+                <w:rFonts w:ascii="맑은 고딕" w:hAnsi="맑은 고딕" w:eastAsia="맑은 고딕"/>
+                <w:sz w:val="19"/>
+              </w:rPr>
+              <w:t>3.0%</w:t>
+            </w:r>
+          </w:p>
+        </w:tc>
+        <w:tc>
+          <w:tcPr>
+            <w:tcW w:type="dxa" w:w="2160"/>
+          </w:tcPr>
+          <w:p>
+            <w:r/>
+            <w:r>
+              <w:rPr>
+                <w:rFonts w:ascii="맑은 고딕" w:hAnsi="맑은 고딕" w:eastAsia="맑은 고딕"/>
+                <w:b/>
+                <w:sz w:val="19"/>
+              </w:rPr>
+              <w:t>90.5%</w:t>
+            </w:r>
+          </w:p>
+        </w:tc>
+        <w:tc>
+          <w:tcPr>
+            <w:tcW w:type="dxa" w:w="2160"/>
+          </w:tcPr>
+          <w:p>
+            <w:r/>
+            <w:r>
+              <w:rPr>
+                <w:rFonts w:ascii="맑은 고딕" w:hAnsi="맑은 고딕" w:eastAsia="맑은 고딕"/>
+                <w:sz w:val="19"/>
+              </w:rPr>
+              <w:t>91.2 / 91.4 / 91.8%</w:t>
+            </w:r>
+          </w:p>
+        </w:tc>
+      </w:tr>
+    </w:tbl>
+    <w:p/>
+    <w:tbl>
+      <w:tblPr>
+        <w:tblStyle w:val="TableGrid"/>
+        <w:tblW w:type="auto" w:w="0"/>
+        <w:jc w:val="center"/>
+        <w:tblLook w:firstColumn="1" w:firstRow="1" w:lastColumn="0" w:lastRow="0" w:noHBand="0" w:noVBand="1" w:val="04A0"/>
+      </w:tblPr>
+      <w:tblGrid>
+        <w:gridCol w:w="2880"/>
+        <w:gridCol w:w="2880"/>
+        <w:gridCol w:w="2880"/>
+      </w:tblGrid>
+      <w:tr>
+        <w:tc>
+          <w:tcPr>
+            <w:tcW w:type="dxa" w:w="2880"/>
+          </w:tcPr>
+          <w:p>
+            <w:r>
+              <w:rPr>
+                <w:b/>
+              </w:rPr>
+            </w:r>
+            <w:r>
+              <w:rPr>
+                <w:rFonts w:ascii="맑은 고딕" w:hAnsi="맑은 고딕" w:eastAsia="맑은 고딕"/>
+                <w:b/>
+                <w:sz w:val="19"/>
+              </w:rPr>
+              <w:t>목표 1 — 원도 → 후보(값으로 짝)</w:t>
+            </w:r>
+          </w:p>
+        </w:tc>
+        <w:tc>
+          <w:tcPr>
+            <w:tcW w:type="dxa" w:w="2880"/>
+          </w:tcPr>
+          <w:p>
+            <w:r>
+              <w:rPr>
+                <w:b/>
+              </w:rPr>
+            </w:r>
+            <w:r>
+              <w:rPr>
+                <w:rFonts w:ascii="맑은 고딕" w:hAnsi="맑은 고딕" w:eastAsia="맑은 고딕"/>
+                <w:b/>
+                <w:sz w:val="19"/>
+              </w:rPr>
+              <w:t>1차 · 완전 일치율 / 정밀도</w:t>
+            </w:r>
+          </w:p>
+        </w:tc>
+        <w:tc>
+          <w:tcPr>
+            <w:tcW w:type="dxa" w:w="2880"/>
+          </w:tcPr>
+          <w:p>
+            <w:r>
+              <w:rPr>
+                <w:b/>
+              </w:rPr>
+            </w:r>
+            <w:r>
+              <w:rPr>
+                <w:rFonts w:ascii="맑은 고딕" w:hAnsi="맑은 고딕" w:eastAsia="맑은 고딕"/>
+                <w:b/>
+                <w:sz w:val="19"/>
+              </w:rPr>
+              <w:t>2차 · 완전 일치율 / 정밀도</w:t>
+            </w:r>
+          </w:p>
+        </w:tc>
+      </w:tr>
+      <w:tr>
+        <w:tc>
+          <w:tcPr>
+            <w:tcW w:type="dxa" w:w="2880"/>
+          </w:tcPr>
+          <w:p>
+            <w:r/>
+            <w:r>
+              <w:rPr>
+                <w:rFonts w:ascii="맑은 고딕" w:hAnsi="맑은 고딕" w:eastAsia="맑은 고딕"/>
+                <w:sz w:val="19"/>
+              </w:rPr>
+              <w:t>치수</w:t>
+            </w:r>
+          </w:p>
+        </w:tc>
+        <w:tc>
+          <w:tcPr>
+            <w:tcW w:type="dxa" w:w="2880"/>
+          </w:tcPr>
+          <w:p>
+            <w:r/>
+            <w:r>
+              <w:rPr>
+                <w:rFonts w:ascii="맑은 고딕" w:hAnsi="맑은 고딕" w:eastAsia="맑은 고딕"/>
+                <w:sz w:val="19"/>
+              </w:rPr>
+              <w:t>6.5% / 18.9%</w:t>
+            </w:r>
+          </w:p>
+        </w:tc>
+        <w:tc>
+          <w:tcPr>
+            <w:tcW w:type="dxa" w:w="2880"/>
+          </w:tcPr>
+          <w:p>
+            <w:r/>
+            <w:r>
+              <w:rPr>
+                <w:rFonts w:ascii="맑은 고딕" w:hAnsi="맑은 고딕" w:eastAsia="맑은 고딕"/>
+                <w:b/>
+                <w:sz w:val="19"/>
+              </w:rPr>
+              <w:t>88.6% / 70.3%</w:t>
+            </w:r>
+          </w:p>
+        </w:tc>
+      </w:tr>
+      <w:tr>
+        <w:tc>
+          <w:tcPr>
+            <w:tcW w:type="dxa" w:w="2880"/>
+          </w:tcPr>
+          <w:p>
+            <w:r/>
+            <w:r>
+              <w:rPr>
+                <w:rFonts w:ascii="맑은 고딕" w:hAnsi="맑은 고딕" w:eastAsia="맑은 고딕"/>
+                <w:sz w:val="19"/>
+              </w:rPr>
+              <w:t>용접</w:t>
+            </w:r>
+          </w:p>
+        </w:tc>
+        <w:tc>
+          <w:tcPr>
+            <w:tcW w:type="dxa" w:w="2880"/>
+          </w:tcPr>
+          <w:p>
+            <w:r/>
+            <w:r>
+              <w:rPr>
+                <w:rFonts w:ascii="맑은 고딕" w:hAnsi="맑은 고딕" w:eastAsia="맑은 고딕"/>
+                <w:sz w:val="19"/>
+              </w:rPr>
+              <w:t>12.2% / 6.6%</w:t>
+            </w:r>
+          </w:p>
+        </w:tc>
+        <w:tc>
+          <w:tcPr>
+            <w:tcW w:type="dxa" w:w="2880"/>
+          </w:tcPr>
+          <w:p>
+            <w:r/>
+            <w:r>
+              <w:rPr>
+                <w:rFonts w:ascii="맑은 고딕" w:hAnsi="맑은 고딕" w:eastAsia="맑은 고딕"/>
+                <w:b/>
+                <w:sz w:val="19"/>
+              </w:rPr>
+              <w:t>93.5% / 78.0%</w:t>
+            </w:r>
+          </w:p>
+        </w:tc>
+      </w:tr>
+    </w:tbl>
+    <w:p/>
+    <w:p>
+      <w:pPr>
+        <w:pStyle w:val="ListBullet"/>
+      </w:pPr>
+      <w:r>
+        <w:rPr>
+          <w:rFonts w:ascii="맑은 고딕" w:hAnsi="맑은 고딕" w:eastAsia="맑은 고딕"/>
+          <w:sz w:val="21"/>
+        </w:rPr>
+        <w:t>1차가 거의 0% 인 까닭은 도면 쪽에 글자 층이 없었기 때문입니다(치수를 하나도 못 읽음). 용접 7% 는 작은 삼각형을 「용접 형상」 으로 잘못 잡은 것이 우연히 맞은 것입니다.</w:t>
+      </w:r>
+    </w:p>
+    <w:p>
+      <w:pPr>
+        <w:pStyle w:val="ListBullet"/>
+      </w:pPr>
+      <w:r>
+        <w:rPr>
+          <w:rFonts w:ascii="맑은 고딕" w:hAnsi="맑은 고딕" w:eastAsia="맑은 고딕"/>
+          <w:b/>
+          <w:sz w:val="21"/>
+        </w:rPr>
+        <w:t>85% 목표: 이 2장에서는 목표 2 · 목표 1 모두 넘었습니다. 다만 같은 2장을 보며 규칙을 고치고 같은 2장으로 잰 숫자라, 새 도면에서는 낮게 나올 수 있습니다(10장 ⑨).</w:t>
+      </w:r>
+    </w:p>
+    <w:p>
+      <w:pPr>
+        <w:pStyle w:val="ListBullet"/>
+      </w:pPr>
+      <w:r>
+        <w:rPr>
+          <w:rFonts w:ascii="맑은 고딕" w:hAnsi="맑은 고딕" w:eastAsia="맑은 고딕"/>
+          <w:sz w:val="21"/>
+        </w:rPr>
+        <w:t>정답표 만들기: 풍선 PDF 의 풍선(색 원 + 글자 층 번호 + 빨간 지시선)에서 번호 · 중심 · 지시선 끝을 자동으로 뽑았습니다(537개 모두, 빠짐 0). 가리키는 표기의 값은 대상 글자도 윤곽선이라 자동 추출이 되지 않아, 지시선 끝 둘레를 잘라 사람이 읽어 적었습니다. 도구 결과와 다른 곳을 다시 크게 보고 정답표의 읽기 실수 2건을 고쳤습니다.</w:t>
+      </w:r>
+    </w:p>
+    <w:p>
+      <w:pPr>
+        <w:pStyle w:val="Heading3"/>
+      </w:pPr>
+      <w:r>
+        <w:rPr>
+          <w:rFonts w:ascii="맑은 고딕" w:hAnsi="맑은 고딕" w:eastAsia="맑은 고딕"/>
+          <w:b/>
+          <w:color w:val="13274B"/>
+          <w:sz w:val="24"/>
+        </w:rPr>
+        <w:t>11.4 실제 도면에서 드러난 틀림과 고친 것</w:t>
+      </w:r>
+    </w:p>
+    <w:tbl>
+      <w:tblPr>
+        <w:tblStyle w:val="TableGrid"/>
+        <w:tblW w:type="auto" w:w="0"/>
+        <w:jc w:val="center"/>
+        <w:tblLook w:firstColumn="1" w:firstRow="1" w:lastColumn="0" w:lastRow="0" w:noHBand="0" w:noVBand="1" w:val="04A0"/>
+      </w:tblPr>
+      <w:tblGrid>
+        <w:gridCol w:w="2880"/>
+        <w:gridCol w:w="2880"/>
+        <w:gridCol w:w="2880"/>
+      </w:tblGrid>
+      <w:tr>
+        <w:tc>
+          <w:tcPr>
+            <w:tcW w:type="dxa" w:w="2880"/>
+          </w:tcPr>
+          <w:p>
+            <w:r>
+              <w:rPr>
+                <w:b/>
+              </w:rPr>
+            </w:r>
+            <w:r>
+              <w:rPr>
+                <w:rFonts w:ascii="맑은 고딕" w:hAnsi="맑은 고딕" w:eastAsia="맑은 고딕"/>
+                <w:b/>
+                <w:sz w:val="19"/>
+              </w:rPr>
+              <w:t>틀림 유형</w:t>
+            </w:r>
+          </w:p>
+        </w:tc>
+        <w:tc>
+          <w:tcPr>
+            <w:tcW w:type="dxa" w:w="2880"/>
+          </w:tcPr>
+          <w:p>
+            <w:r>
+              <w:rPr>
+                <w:b/>
+              </w:rPr>
+            </w:r>
+            <w:r>
+              <w:rPr>
+                <w:rFonts w:ascii="맑은 고딕" w:hAnsi="맑은 고딕" w:eastAsia="맑은 고딕"/>
+                <w:b/>
+                <w:sz w:val="19"/>
+              </w:rPr>
+              <w:t>고친 것</w:t>
+            </w:r>
+          </w:p>
+        </w:tc>
+        <w:tc>
+          <w:tcPr>
+            <w:tcW w:type="dxa" w:w="2880"/>
+          </w:tcPr>
+          <w:p>
+            <w:r>
+              <w:rPr>
+                <w:b/>
+              </w:rPr>
+            </w:r>
+            <w:r>
+              <w:rPr>
+                <w:rFonts w:ascii="맑은 고딕" w:hAnsi="맑은 고딕" w:eastAsia="맑은 고딕"/>
+                <w:b/>
+                <w:sz w:val="19"/>
+              </w:rPr>
+              <w:t>다시 생기면 잡는 테스트</w:t>
+            </w:r>
+          </w:p>
+        </w:tc>
+      </w:tr>
+      <w:tr>
+        <w:tc>
+          <w:tcPr>
+            <w:tcW w:type="dxa" w:w="2880"/>
+          </w:tcPr>
+          <w:p>
+            <w:r/>
+            <w:r>
+              <w:rPr>
+                <w:rFonts w:ascii="맑은 고딕" w:hAnsi="맑은 고딕" w:eastAsia="맑은 고딕"/>
+                <w:sz w:val="19"/>
+              </w:rPr>
+              <w:t>도면 쪽 글자가 칠한 윤곽선(글자 층 없음)</w:t>
+            </w:r>
+          </w:p>
+        </w:tc>
+        <w:tc>
+          <w:tcPr>
+            <w:tcW w:type="dxa" w:w="2880"/>
+          </w:tcPr>
+          <w:p>
+            <w:r/>
+            <w:r>
+              <w:rPr>
+                <w:rFonts w:ascii="맑은 고딕" w:hAnsi="맑은 고딕" w:eastAsia="맑은 고딕"/>
+                <w:sz w:val="19"/>
+              </w:rPr>
+              <w:t>윤곽선 글자 읽기 — 바깥 윤곽 + 구멍 = 글자, 16×16 격자 모양 맞추기, 방향(0° · ±90° · 180° · 비스듬히) 점수, 띄어쓰기(좁은 「1」 · 넓은 자간), 숫자 사이 O → 0 · 기준선 아래 작은 점 → 쉼표, 뒤집어도 같은 한두 글자는 옆 글 방향</w:t>
+            </w:r>
+          </w:p>
+        </w:tc>
+        <w:tc>
+          <w:tcPr>
+            <w:tcW w:type="dxa" w:w="2880"/>
+          </w:tcPr>
+          <w:p>
+            <w:r/>
+            <w:r>
+              <w:rPr>
+                <w:rFonts w:ascii="맑은 고딕" w:hAnsi="맑은 고딕" w:eastAsia="맑은 고딕"/>
+                <w:sz w:val="19"/>
+              </w:rPr>
+              <w:t>도면 D 되읽기 · 쉼표</w:t>
+            </w:r>
+          </w:p>
+        </w:tc>
+      </w:tr>
+      <w:tr>
+        <w:tc>
+          <w:tcPr>
+            <w:tcW w:type="dxa" w:w="2880"/>
+          </w:tcPr>
+          <w:p>
+            <w:r/>
+            <w:r>
+              <w:rPr>
+                <w:rFonts w:ascii="맑은 고딕" w:hAnsi="맑은 고딕" w:eastAsia="맑은 고딕"/>
+                <w:sz w:val="19"/>
+              </w:rPr>
+              <w:t>Ø · × · ° · 기하공차 기호가 선</w:t>
+            </w:r>
+          </w:p>
+        </w:tc>
+        <w:tc>
+          <w:tcPr>
+            <w:tcW w:type="dxa" w:w="2880"/>
+          </w:tcPr>
+          <w:p>
+            <w:r/>
+            <w:r>
+              <w:rPr>
+                <w:rFonts w:ascii="맑은 고딕" w:hAnsi="맑은 고딕" w:eastAsia="맑은 고딕"/>
+                <w:sz w:val="19"/>
+              </w:rPr>
+              <w:t>원 + 비스듬한 선 = Ø, 대각선 둘 = ×, 작은 고리 = °, ⌖ ◎ ▱ ∥ ⊥ 는 틀 칸 안 + 칸 글자가 있을 때만</w:t>
+            </w:r>
+          </w:p>
+        </w:tc>
+        <w:tc>
+          <w:tcPr>
+            <w:tcW w:type="dxa" w:w="2880"/>
+          </w:tcPr>
+          <w:p>
+            <w:r/>
+            <w:r>
+              <w:rPr>
+                <w:rFonts w:ascii="맑은 고딕" w:hAnsi="맑은 고딕" w:eastAsia="맑은 고딕"/>
+                <w:sz w:val="19"/>
+              </w:rPr>
+              <w:t>선 기호 · 빗금 · 빈 네모</w:t>
+            </w:r>
+          </w:p>
+        </w:tc>
+      </w:tr>
+      <w:tr>
+        <w:tc>
+          <w:tcPr>
+            <w:tcW w:type="dxa" w:w="2880"/>
+          </w:tcPr>
+          <w:p>
+            <w:r/>
+            <w:r>
+              <w:rPr>
+                <w:rFonts w:ascii="맑은 고딕" w:hAnsi="맑은 고딕" w:eastAsia="맑은 고딕"/>
+                <w:sz w:val="19"/>
+              </w:rPr>
+              <w:t>같은 크기로 쌓인 공차 · 떨어진 「±1」 · 「6x」+「M12」 · 「PCD」+「Ø120」</w:t>
+            </w:r>
+          </w:p>
+        </w:tc>
+        <w:tc>
+          <w:tcPr>
+            <w:tcW w:type="dxa" w:w="2880"/>
+          </w:tcPr>
+          <w:p>
+            <w:r/>
+            <w:r>
+              <w:rPr>
+                <w:rFonts w:ascii="맑은 고딕" w:hAnsi="맑은 고딕" w:eastAsia="맑은 고딕"/>
+                <w:sz w:val="19"/>
+              </w:rPr>
+              <w:t>같은 크기 두 줄 공차 붙이기, 앞뒤 조각 잇기</w:t>
+            </w:r>
+          </w:p>
+        </w:tc>
+        <w:tc>
+          <w:tcPr>
+            <w:tcW w:type="dxa" w:w="2880"/>
+          </w:tcPr>
+          <w:p>
+            <w:r/>
+            <w:r>
+              <w:rPr>
+                <w:rFonts w:ascii="맑은 고딕" w:hAnsi="맑은 고딕" w:eastAsia="맑은 고딕"/>
+                <w:sz w:val="19"/>
+              </w:rPr>
+              <w:t>쌓인 공차 · 잇기</w:t>
+            </w:r>
+          </w:p>
+        </w:tc>
+      </w:tr>
+      <w:tr>
+        <w:tc>
+          <w:tcPr>
+            <w:tcW w:type="dxa" w:w="2880"/>
+          </w:tcPr>
+          <w:p>
+            <w:r/>
+            <w:r>
+              <w:rPr>
+                <w:rFonts w:ascii="맑은 고딕" w:hAnsi="맑은 고딕" w:eastAsia="맑은 고딕"/>
+                <w:sz w:val="19"/>
+              </w:rPr>
+              <w:t>① 용접 기호 · 각장</w:t>
+            </w:r>
+          </w:p>
+        </w:tc>
+        <w:tc>
+          <w:tcPr>
+            <w:tcW w:type="dxa" w:w="2880"/>
+          </w:tcPr>
+          <w:p>
+            <w:r/>
+            <w:r>
+              <w:rPr>
+                <w:rFonts w:ascii="맑은 고딕" w:hAnsi="맑은 고딕" w:eastAsia="맑은 고딕"/>
+                <w:sz w:val="19"/>
+              </w:rPr>
+              <w:t>ISO 2553 기준선(실선 + 점선), 기호 쪽마다 크기 글자 또는 「용접 형상」, 기준선 위 숫자 = 용접 크기, 개수x길이 = 단속. 칠한 삼각형 규칙은 기준선이 있는 도면에서는 쓰지 않음</w:t>
+            </w:r>
+          </w:p>
+        </w:tc>
+        <w:tc>
+          <w:tcPr>
+            <w:tcW w:type="dxa" w:w="2880"/>
+          </w:tcPr>
+          <w:p>
+            <w:r/>
+            <w:r>
+              <w:rPr>
+                <w:rFonts w:ascii="맑은 고딕" w:hAnsi="맑은 고딕" w:eastAsia="맑은 고딕"/>
+                <w:sz w:val="19"/>
+              </w:rPr>
+              <w:t>용접 기준선</w:t>
+            </w:r>
+          </w:p>
+        </w:tc>
+      </w:tr>
+      <w:tr>
+        <w:tc>
+          <w:tcPr>
+            <w:tcW w:type="dxa" w:w="2880"/>
+          </w:tcPr>
+          <w:p>
+            <w:r/>
+            <w:r>
+              <w:rPr>
+                <w:rFonts w:ascii="맑은 고딕" w:hAnsi="맑은 고딕" w:eastAsia="맑은 고딕"/>
+                <w:sz w:val="19"/>
+              </w:rPr>
+              <w:t>② 부기</w:t>
+            </w:r>
+          </w:p>
+        </w:tc>
+        <w:tc>
+          <w:tcPr>
+            <w:tcW w:type="dxa" w:w="2880"/>
+          </w:tcPr>
+          <w:p>
+            <w:r/>
+            <w:r>
+              <w:rPr>
+                <w:rFonts w:ascii="맑은 고딕" w:hAnsi="맑은 고딕" w:eastAsia="맑은 고딕"/>
+                <w:sz w:val="19"/>
+              </w:rPr>
+              <w:t>기준선 아래 · 위 문장 묶음 = 「용접 부기」</w:t>
+            </w:r>
+          </w:p>
+        </w:tc>
+        <w:tc>
+          <w:tcPr>
+            <w:tcW w:type="dxa" w:w="2880"/>
+          </w:tcPr>
+          <w:p>
+            <w:r/>
+            <w:r>
+              <w:rPr>
+                <w:rFonts w:ascii="맑은 고딕" w:hAnsi="맑은 고딕" w:eastAsia="맑은 고딕"/>
+                <w:sz w:val="19"/>
+              </w:rPr>
+              <w:t>용접 기준선</w:t>
+            </w:r>
+          </w:p>
+        </w:tc>
+      </w:tr>
+      <w:tr>
+        <w:tc>
+          <w:tcPr>
+            <w:tcW w:type="dxa" w:w="2880"/>
+          </w:tcPr>
+          <w:p>
+            <w:r/>
+            <w:r>
+              <w:rPr>
+                <w:rFonts w:ascii="맑은 고딕" w:hAnsi="맑은 고딕" w:eastAsia="맑은 고딕"/>
+                <w:sz w:val="19"/>
+              </w:rPr>
+              <w:t>기준서 2분류</w:t>
+            </w:r>
+          </w:p>
+        </w:tc>
+        <w:tc>
+          <w:tcPr>
+            <w:tcW w:type="dxa" w:w="2880"/>
+          </w:tcPr>
+          <w:p>
+            <w:r/>
+            <w:r>
+              <w:rPr>
+                <w:rFonts w:ascii="맑은 고딕" w:hAnsi="맑은 고딕" w:eastAsia="맑은 고딕"/>
+                <w:sz w:val="19"/>
+              </w:rPr>
+              <w:t>치수 / 용접 기준서마다 1번부터 번호 · 풍선 PDF · 엑셀(전체면 시트 둘), 풍선 읽기는 그 기준서 항목에만 연결</w:t>
+            </w:r>
+          </w:p>
+        </w:tc>
+        <w:tc>
+          <w:tcPr>
+            <w:tcW w:type="dxa" w:w="2880"/>
+          </w:tcPr>
+          <w:p>
+            <w:r/>
+            <w:r>
+              <w:rPr>
+                <w:rFonts w:ascii="맑은 고딕" w:hAnsi="맑은 고딕" w:eastAsia="맑은 고딕"/>
+                <w:sz w:val="19"/>
+              </w:rPr>
+              <w:t>기준서 구분</w:t>
+            </w:r>
+          </w:p>
+        </w:tc>
+      </w:tr>
+      <w:tr>
+        <w:tc>
+          <w:tcPr>
+            <w:tcW w:type="dxa" w:w="2880"/>
+          </w:tcPr>
+          <w:p>
+            <w:r/>
+            <w:r>
+              <w:rPr>
+                <w:rFonts w:ascii="맑은 고딕" w:hAnsi="맑은 고딕" w:eastAsia="맑은 고딕"/>
+                <w:sz w:val="19"/>
+              </w:rPr>
+              <w:t>큰 풍선이 도면 선 위에 놓여 지시선을 도면 선으로 잡음</w:t>
+            </w:r>
+          </w:p>
+        </w:tc>
+        <w:tc>
+          <w:tcPr>
+            <w:tcW w:type="dxa" w:w="2880"/>
+          </w:tcPr>
+          <w:p>
+            <w:r/>
+            <w:r>
+              <w:rPr>
+                <w:rFonts w:ascii="맑은 고딕" w:hAnsi="맑은 고딕" w:eastAsia="맑은 고딕"/>
+                <w:sz w:val="19"/>
+              </w:rPr>
+              <w:t>지시선은 원 둘레에서 반지름 방향, 색 있는 선 먼저</w:t>
+            </w:r>
+          </w:p>
+        </w:tc>
+        <w:tc>
+          <w:tcPr>
+            <w:tcW w:type="dxa" w:w="2880"/>
+          </w:tcPr>
+          <w:p>
+            <w:r/>
+            <w:r>
+              <w:rPr>
+                <w:rFonts w:ascii="맑은 고딕" w:hAnsi="맑은 고딕" w:eastAsia="맑은 고딕"/>
+                <w:sz w:val="19"/>
+              </w:rPr>
+              <w:t>빨간 두 토막 지시선</w:t>
+            </w:r>
+          </w:p>
+        </w:tc>
+      </w:tr>
+      <w:tr>
+        <w:tc>
+          <w:tcPr>
+            <w:tcW w:type="dxa" w:w="2880"/>
+          </w:tcPr>
+          <w:p>
+            <w:r/>
+            <w:r>
+              <w:rPr>
+                <w:rFonts w:ascii="맑은 고딕" w:hAnsi="맑은 고딕" w:eastAsia="맑은 고딕"/>
+                <w:sz w:val="19"/>
+              </w:rPr>
+              <w:t>도면의 원래 품번 풍선(윤곽선 숫자)이 검사 풍선과 섞임</w:t>
+            </w:r>
+          </w:p>
+        </w:tc>
+        <w:tc>
+          <w:tcPr>
+            <w:tcW w:type="dxa" w:w="2880"/>
+          </w:tcPr>
+          <w:p>
+            <w:r/>
+            <w:r>
+              <w:rPr>
+                <w:rFonts w:ascii="맑은 고딕" w:hAnsi="맑은 고딕" w:eastAsia="맑은 고딕"/>
+                <w:sz w:val="19"/>
+              </w:rPr>
+              <w:t>글자 층 풍선과 섞이면 글자 층 풍선만, 원 안 숫자는 옆 글자와 붙이지 않음</w:t>
+            </w:r>
+          </w:p>
+        </w:tc>
+        <w:tc>
+          <w:tcPr>
+            <w:tcW w:type="dxa" w:w="2880"/>
+          </w:tcPr>
+          <w:p>
+            <w:r/>
+            <w:r>
+              <w:rPr>
+                <w:rFonts w:ascii="맑은 고딕" w:hAnsi="맑은 고딕" w:eastAsia="맑은 고딕"/>
+                <w:sz w:val="19"/>
+              </w:rPr>
+              <w:t>품번 풍선 12 · 풍선 PDF 되읽기</w:t>
+            </w:r>
+          </w:p>
+        </w:tc>
+      </w:tr>
+      <w:tr>
+        <w:tc>
+          <w:tcPr>
+            <w:tcW w:type="dxa" w:w="2880"/>
+          </w:tcPr>
+          <w:p>
+            <w:r/>
+            <w:r>
+              <w:rPr>
+                <w:rFonts w:ascii="맑은 고딕" w:hAnsi="맑은 고딕" w:eastAsia="맑은 고딕"/>
+                <w:sz w:val="19"/>
+              </w:rPr>
+              <w:t>A0 에서 테두리 띠(짧은 변 4% = 33mm)가 안쪽 용접 글자를 먹음</w:t>
+            </w:r>
+          </w:p>
+        </w:tc>
+        <w:tc>
+          <w:tcPr>
+            <w:tcW w:type="dxa" w:w="2880"/>
+          </w:tcPr>
+          <w:p>
+            <w:r/>
+            <w:r>
+              <w:rPr>
+                <w:rFonts w:ascii="맑은 고딕" w:hAnsi="맑은 고딕" w:eastAsia="맑은 고딕"/>
+                <w:sz w:val="19"/>
+              </w:rPr>
+              <w:t>띠 폭 상한 12mm(설정)</w:t>
+            </w:r>
+          </w:p>
+        </w:tc>
+        <w:tc>
+          <w:tcPr>
+            <w:tcW w:type="dxa" w:w="2880"/>
+          </w:tcPr>
+          <w:p>
+            <w:r/>
+            <w:r>
+              <w:rPr>
+                <w:rFonts w:ascii="맑은 고딕" w:hAnsi="맑은 고딕" w:eastAsia="맑은 고딕"/>
+                <w:sz w:val="19"/>
+              </w:rPr>
+              <w:t>A0 테두리</w:t>
+            </w:r>
+          </w:p>
+        </w:tc>
+      </w:tr>
+      <w:tr>
+        <w:tc>
+          <w:tcPr>
+            <w:tcW w:type="dxa" w:w="2880"/>
+          </w:tcPr>
+          <w:p>
+            <w:r/>
+            <w:r>
+              <w:rPr>
+                <w:rFonts w:ascii="맑은 고딕" w:hAnsi="맑은 고딕" w:eastAsia="맑은 고딕"/>
+                <w:sz w:val="19"/>
+              </w:rPr>
+              <w:t>부품표 · 보고서 쪽, 「02」 같은 표식 번호가 후보</w:t>
+            </w:r>
+          </w:p>
+        </w:tc>
+        <w:tc>
+          <w:tcPr>
+            <w:tcW w:type="dxa" w:w="2880"/>
+          </w:tcPr>
+          <w:p>
+            <w:r/>
+            <w:r>
+              <w:rPr>
+                <w:rFonts w:ascii="맑은 고딕" w:hAnsi="맑은 고딕" w:eastAsia="맑은 고딕"/>
+                <w:sz w:val="19"/>
+              </w:rPr>
+              <w:t>원 · 곡선이 없고 낱말이 35% 이상인 쪽 빼기(설정), 앞자리 0 정수는 치수 아님</w:t>
+            </w:r>
+          </w:p>
+        </w:tc>
+        <w:tc>
+          <w:tcPr>
+            <w:tcW w:type="dxa" w:w="2880"/>
+          </w:tcPr>
+          <w:p>
+            <w:r/>
+            <w:r>
+              <w:rPr>
+                <w:rFonts w:ascii="맑은 고딕" w:hAnsi="맑은 고딕" w:eastAsia="맑은 고딕"/>
+                <w:sz w:val="19"/>
+              </w:rPr>
+              <w:t>부품표 · 보고서 쪽</w:t>
+            </w:r>
+          </w:p>
+        </w:tc>
+      </w:tr>
+    </w:tbl>
+    <w:p/>
+    <w:p>
+      <w:r>
+        <w:rPr>
+          <w:rFonts w:ascii="맑은 고딕" w:hAnsi="맑은 고딕" w:eastAsia="맑은 고딕"/>
+          <w:sz w:val="21"/>
+        </w:rPr>
+        <w:t>테스트는 35개입니다(1차 25 + 2차 10). 2차 규칙마다 일부러 끄거나 바꿔서 해당 테스트가 실패하는 것을 확인했습니다.</w:t>
+      </w:r>
+    </w:p>
+    <w:p>
+      <w:pPr>
+        <w:pStyle w:val="Heading3"/>
+      </w:pPr>
+      <w:r>
+        <w:rPr>
+          <w:rFonts w:ascii="맑은 고딕" w:hAnsi="맑은 고딕" w:eastAsia="맑은 고딕"/>
+          <w:b/>
+          <w:color w:val="13274B"/>
+          <w:sz w:val="24"/>
+        </w:rPr>
+        <w:t>11.5 남은 한계(목표 2 에서 틀린 약 50개)</w:t>
+      </w:r>
+    </w:p>
+    <w:p>
+      <w:pPr>
+        <w:pStyle w:val="ListBullet"/>
+      </w:pPr>
+      <w:r>
+        <w:rPr>
+          <w:rFonts w:ascii="맑은 고딕" w:hAnsi="맑은 고딕" w:eastAsia="맑은 고딕"/>
+          <w:b/>
+          <w:sz w:val="21"/>
+        </w:rPr>
+        <w:t>한 줄 선으로 쓴 글꼴(회색 · 일부 파란 글, 약 15개)</w:t>
+      </w:r>
+      <w:r>
+        <w:rPr>
+          <w:rFonts w:ascii="맑은 고딕" w:hAnsi="맑은 고딕" w:eastAsia="맑은 고딕"/>
+          <w:sz w:val="21"/>
+        </w:rPr>
+        <w:t xml:space="preserve"> — 칠한 윤곽선이 아니라 선이라 지금 방법으로 못 읽습니다(10장 ⑩).</w:t>
+      </w:r>
+    </w:p>
+    <w:p>
+      <w:pPr>
+        <w:pStyle w:val="ListBullet"/>
+      </w:pPr>
+      <w:r>
+        <w:rPr>
+          <w:rFonts w:ascii="맑은 고딕" w:hAnsi="맑은 고딕" w:eastAsia="맑은 고딕"/>
+          <w:b/>
+          <w:sz w:val="21"/>
+        </w:rPr>
+        <w:t>크기 글자 없는 특수 용접 기호</w:t>
+      </w:r>
+      <w:r>
+        <w:rPr>
+          <w:rFonts w:ascii="맑은 고딕" w:hAnsi="맑은 고딕" w:eastAsia="맑은 고딕"/>
+          <w:sz w:val="21"/>
+        </w:rPr>
+        <w:t xml:space="preserve"> — 플레어 · 플러그(네모) · 둥근 마감 기호 일부를 기준선과 못 묶거나 기준선을 못 찾음(약 11개).</w:t>
+      </w:r>
+    </w:p>
+    <w:p>
+      <w:pPr>
+        <w:pStyle w:val="ListBullet"/>
+      </w:pPr>
+      <w:r>
+        <w:rPr>
+          <w:rFonts w:ascii="맑은 고딕" w:hAnsi="맑은 고딕" w:eastAsia="맑은 고딕"/>
+          <w:sz w:val="21"/>
+        </w:rPr>
+        <w:t>기준선에서 먼 부기 문장, 기하공차 틀 두 줄의 윗줄 · 아랫줄이 바뀐 연결, 아주 작은 숫자 「5」 몇 개.</w:t>
+      </w:r>
+    </w:p>
+    <w:p>
+      <w:pPr>
+        <w:pStyle w:val="ListBullet"/>
+      </w:pPr>
+      <w:r>
+        <w:rPr>
+          <w:rFonts w:ascii="맑은 고딕" w:hAnsi="맑은 고딕" w:eastAsia="맑은 고딕"/>
+          <w:sz w:val="21"/>
+        </w:rPr>
+        <w:t>윤곽선 읽기는 산세리프 글꼴 기준이라, 다른 CAD 글꼴이면 참조 글자표를 더해야 합니다. A0 한 쪽에 몇 초 걸립니다.</w:t>
       </w:r>
     </w:p>
     <w:p>
@@ -2640,6 +4997,61 @@
                 <w:sz w:val="19"/>
               </w:rPr>
               <w:t>도면 · 정답 · 현재 방식은 10장 ①~④ 로 요청</w:t>
+            </w:r>
+          </w:p>
+        </w:tc>
+      </w:tr>
+      <w:tr>
+        <w:tc>
+          <w:tcPr>
+            <w:tcW w:type="dxa" w:w="2880"/>
+          </w:tcPr>
+          <w:p>
+            <w:r/>
+            <w:r>
+              <w:rPr>
+                <w:rFonts w:ascii="맑은 고딕" w:hAnsi="맑은 고딕" w:eastAsia="맑은 고딕"/>
+                <w:sz w:val="19"/>
+              </w:rPr>
+              <w:t>패들릿 댓글 회신 (2026-10-21)</w:t>
+            </w:r>
+          </w:p>
+        </w:tc>
+        <w:tc>
+          <w:tcPr>
+            <w:tcW w:type="dxa" w:w="2880"/>
+          </w:tcPr>
+          <w:p>
+            <w:r/>
+            <w:r>
+              <w:rPr>
+                <w:rFonts w:ascii="맑은 고딕" w:hAnsi="맑은 고딕" w:eastAsia="맑은 고딕"/>
+                <w:sz w:val="19"/>
+              </w:rPr>
+              <w:t xml:space="preserve">도면 2장 · 정답 풍선 PDF · 일치율 식 · 자주 틀리는 사례 · 벡터 PDF / 기준서 2분류 — </w:t>
+            </w:r>
+            <w:r>
+              <w:rPr>
+                <w:rFonts w:ascii="맑은 고딕" w:hAnsi="맑은 고딕" w:eastAsia="맑은 고딕"/>
+                <w:color w:val="174A84"/>
+                <w:sz w:val="19"/>
+              </w:rPr>
+              <w:t>docs/source/패들릿_접수_원문.md</w:t>
+            </w:r>
+          </w:p>
+        </w:tc>
+        <w:tc>
+          <w:tcPr>
+            <w:tcW w:type="dxa" w:w="2880"/>
+          </w:tcPr>
+          <w:p>
+            <w:r/>
+            <w:r>
+              <w:rPr>
+                <w:rFonts w:ascii="맑은 고딕" w:hAnsi="맑은 고딕" w:eastAsia="맑은 고딕"/>
+                <w:sz w:val="19"/>
+              </w:rPr>
+              <w:t>도면 파일은 리포에 넣지 않음. 11장</w:t>
             </w:r>
           </w:p>
         </w:tc>

--- a/docs/01_프로젝트_기획서.docx
+++ b/docs/01_프로젝트_기획서.docx
@@ -224,7 +224,7 @@
                 <w:rFonts w:ascii="맑은 고딕" w:hAnsi="맑은 고딕" w:eastAsia="맑은 고딕"/>
                 <w:sz w:val="19"/>
               </w:rPr>
-              <w:t>2026-10-20 (v0.1) · 2026-10-21 (v0.2)</w:t>
+              <w:t>2026-10-20 (v0.1) · 2026-10-21 (v0.2 · v0.3)</w:t>
             </w:r>
           </w:p>
         </w:tc>
@@ -256,7 +256,7 @@
                 <w:rFonts w:ascii="맑은 고딕" w:hAnsi="맑은 고딕" w:eastAsia="맑은 고딕"/>
                 <w:sz w:val="19"/>
               </w:rPr>
-              <w:t>v0.2 — 수강생 회신(실제 도면 2장 · 정답 풍선 PDF · 일치율 식 · 자주 틀리는 사례) 반영, 11장 2차 반영 내역 신설</w:t>
+              <w:t>v0.3 — 3차 회신(「2x」 뜻 · 다른 도면 2종과 사람이 쓴 전체 기준서 · 한 줄 선 글꼴도 검사 대상) 반영, 11.6 3차 반영 절 신설</w:t>
             </w:r>
           </w:p>
         </w:tc>
@@ -666,6 +666,106 @@
           <w:sz w:val="21"/>
         </w:rPr>
         <w:t>이번 틀림 유형을 흉내 낸 가상 도면(도면 D)과 테스트를 더해, 같은 틀림이 다시 생기면 테스트가 잡게 합니다.</w:t>
+      </w:r>
+    </w:p>
+    <w:p>
+      <w:pPr>
+        <w:pStyle w:val="Heading3"/>
+      </w:pPr>
+      <w:r>
+        <w:rPr>
+          <w:rFonts w:ascii="맑은 고딕" w:hAnsi="맑은 고딕" w:eastAsia="맑은 고딕"/>
+          <w:b/>
+          <w:color w:val="13274B"/>
+          <w:sz w:val="24"/>
+        </w:rPr>
+        <w:t>2.4 3차 개발 목표 (2026-10-21, 3차 회신 반영)</w:t>
+      </w:r>
+    </w:p>
+    <w:p>
+      <w:pPr>
+        <w:pStyle w:val="ListBullet"/>
+      </w:pPr>
+      <w:r>
+        <w:rPr>
+          <w:rFonts w:ascii="맑은 고딕" w:hAnsi="맑은 고딕" w:eastAsia="맑은 고딕"/>
+          <w:b/>
+          <w:sz w:val="21"/>
+        </w:rPr>
+        <w:t>처음 보는 도면 2종으로 먼저 잽니다</w:t>
+      </w:r>
+      <w:r>
+        <w:rPr>
+          <w:rFonts w:ascii="맑은 고딕" w:hAnsi="맑은 고딕" w:eastAsia="맑은 고딕"/>
+          <w:sz w:val="21"/>
+        </w:rPr>
+        <w:t xml:space="preserve"> — 2차 규칙을 그대로 둔 채 잰 숫자가 「새 도면에서의 실력」 입니다(고치기 전 숫자를 따로 남김).</w:t>
+      </w:r>
+    </w:p>
+    <w:p>
+      <w:pPr>
+        <w:pStyle w:val="ListBullet"/>
+      </w:pPr>
+      <w:r>
+        <w:rPr>
+          <w:rFonts w:ascii="맑은 고딕" w:hAnsi="맑은 고딕" w:eastAsia="맑은 고딕"/>
+          <w:sz w:val="21"/>
+        </w:rPr>
+        <w:t xml:space="preserve">엑셀을 </w:t>
+      </w:r>
+      <w:r>
+        <w:rPr>
+          <w:rFonts w:ascii="맑은 고딕" w:hAnsi="맑은 고딕" w:eastAsia="맑은 고딕"/>
+          <w:b/>
+          <w:sz w:val="21"/>
+        </w:rPr>
+        <w:t>수강생 기준서와 같은 칸 · 순서</w:t>
+      </w:r>
+      <w:r>
+        <w:rPr>
+          <w:rFonts w:ascii="맑은 고딕" w:hAnsi="맑은 고딕" w:eastAsia="맑은 고딕"/>
+          <w:sz w:val="21"/>
+        </w:rPr>
+        <w:t>로 냅니다(No. · Inspection Item · Standard · Tolerance MAX/MIN · Inspection Equipment). 「2x」 는 같은 Spec 을 두 곳 잰다는 뜻이라 측정값 칸을 2개 비워 둡니다.</w:t>
+      </w:r>
+    </w:p>
+    <w:p>
+      <w:pPr>
+        <w:pStyle w:val="ListBullet"/>
+      </w:pPr>
+      <w:r>
+        <w:rPr>
+          <w:rFonts w:ascii="맑은 고딕" w:hAnsi="맑은 고딕" w:eastAsia="맑은 고딕"/>
+          <w:sz w:val="21"/>
+        </w:rPr>
+        <w:t xml:space="preserve">회색 · 파란 </w:t>
+      </w:r>
+      <w:r>
+        <w:rPr>
+          <w:rFonts w:ascii="맑은 고딕" w:hAnsi="맑은 고딕" w:eastAsia="맑은 고딕"/>
+          <w:b/>
+          <w:sz w:val="21"/>
+        </w:rPr>
+        <w:t>한 줄 선 글꼴</w:t>
+      </w:r>
+      <w:r>
+        <w:rPr>
+          <w:rFonts w:ascii="맑은 고딕" w:hAnsi="맑은 고딕" w:eastAsia="맑은 고딕"/>
+          <w:sz w:val="21"/>
+        </w:rPr>
+        <w:t>(치수 · 각장 · 각목 · 부기)도 읽습니다. 크기 글자 없는 특수 용접 기호 묶기를 보완합니다.</w:t>
+      </w:r>
+    </w:p>
+    <w:p>
+      <w:pPr>
+        <w:pStyle w:val="ListBullet"/>
+      </w:pPr>
+      <w:r>
+        <w:rPr>
+          <w:rFonts w:ascii="맑은 고딕" w:hAnsi="맑은 고딕" w:eastAsia="맑은 고딕"/>
+          <w:sz w:val="21"/>
+        </w:rPr>
+        <w:t>새 도면에만 맞춘 규칙이 되지 않도록, 고친 규칙마다 가상 도면 E 와 테스트로 「일부러 끄면 실패하는지」 확인합니다.</w:t>
       </w:r>
     </w:p>
     <w:p>
@@ -2581,7 +2681,7 @@
           <w:rFonts w:ascii="맑은 고딕" w:hAnsi="맑은 고딕" w:eastAsia="맑은 고딕"/>
           <w:sz w:val="21"/>
         </w:rPr>
-        <w:t>패들릿 댓글로 요청드린 것입니다. ①~④ 는 2026-10-21 회신을 받아 2차에 반영했습니다(11장).</w:t>
+        <w:t>패들릿 댓글로 요청드린 것입니다. ①~④ 는 2026-10-21 회신을 받아 2차에, ⑧~⑩ 은 같은 날 3차 회신을 받아 3차에 반영했습니다(11장).</w:t>
       </w:r>
     </w:p>
     <w:p>
@@ -2698,7 +2798,7 @@
           <w:rFonts w:ascii="맑은 고딕" w:hAnsi="맑은 고딕" w:eastAsia="맑은 고딕"/>
           <w:sz w:val="21"/>
         </w:rPr>
-        <w:t>다시 요청드리는 것(3차 반영용):</w:t>
+        <w:t>3차 회신(2026-10-21)으로 받은 것:</w:t>
       </w:r>
     </w:p>
     <w:p>
@@ -2718,14 +2818,29 @@
           <w:b/>
           <w:sz w:val="21"/>
         </w:rPr>
-        <w:t>이번 2장의 검사 기준서 엑셀(치수 · 용접)</w:t>
+        <w:t>검사 기준서 엑셀</w:t>
       </w:r>
       <w:r>
         <w:rPr>
           <w:rFonts w:ascii="맑은 고딕" w:hAnsi="맑은 고딕" w:eastAsia="맑은 고딕"/>
           <w:sz w:val="21"/>
         </w:rPr>
-        <w:t xml:space="preserve"> — 「항목명」 칸에 무엇을 적는지(길이 · 지름 같은 종류인지, 「외경」 같은 이름인지), 용접 기준서에서 「2x」 · 「3x」 같은 개수와 부기를 어느 칸에 적는지를 맞춰야 두 일치율을 똑같이 셀 수 있습니다. 지금 방식으로 잰 일치율 수치도 함께 주시면 나란히 비교합니다.</w:t>
+        <w:t xml:space="preserve"> — </w:t>
+      </w:r>
+      <w:r>
+        <w:rPr>
+          <w:rFonts w:ascii="맑은 고딕" w:hAnsi="맑은 고딕" w:eastAsia="맑은 고딕"/>
+          <w:b/>
+          <w:sz w:val="21"/>
+        </w:rPr>
+        <w:t>받음</w:t>
+      </w:r>
+      <w:r>
+        <w:rPr>
+          <w:rFonts w:ascii="맑은 고딕" w:hAnsi="맑은 고딕" w:eastAsia="맑은 고딕"/>
+          <w:sz w:val="21"/>
+        </w:rPr>
+        <w:t>: 다른 도면 2종의 사람이 작성한 전체 기준서(치수 시트 · 각장 시트). 칸은 No. · Inspection Item(영어 낱말 — Dimension · Hole · Flatness … · Weld, 부기는 그 문장) · Standard · Tolerance(MAX · MIN) · Inspection Equipment. 「2x」 는 같은 Spec 을 두 곳 잰다는 뜻(실측값 2개). 엑셀 양식을 이 칸에 맞췄습니다(11.6).</w:t>
       </w:r>
     </w:p>
     <w:p>
@@ -2745,14 +2860,29 @@
           <w:b/>
           <w:sz w:val="21"/>
         </w:rPr>
-        <w:t>다른 도면 2~3장(원도 + 풍선 PDF)</w:t>
+        <w:t>다른 도면</w:t>
       </w:r>
       <w:r>
         <w:rPr>
           <w:rFonts w:ascii="맑은 고딕" w:hAnsi="맑은 고딕" w:eastAsia="맑은 고딕"/>
           <w:sz w:val="21"/>
         </w:rPr>
-        <w:t xml:space="preserve"> — 이번 숫자는 같은 2장으로 규칙을 고치고 잰 것이라, 새 도면에서 다시 재야 85% 를 말할 수 있습니다. 용접 기호가 다양한 도면(플레어 · 플러그 · 개선 · 전체 둘레)이면 좋습니다.</w:t>
+        <w:t xml:space="preserve"> — </w:t>
+      </w:r>
+      <w:r>
+        <w:rPr>
+          <w:rFonts w:ascii="맑은 고딕" w:hAnsi="맑은 고딕" w:eastAsia="맑은 고딕"/>
+          <w:b/>
+          <w:sz w:val="21"/>
+        </w:rPr>
+        <w:t>받음</w:t>
+      </w:r>
+      <w:r>
+        <w:rPr>
+          <w:rFonts w:ascii="맑은 고딕" w:hAnsi="맑은 고딕" w:eastAsia="맑은 고딕"/>
+          <w:sz w:val="21"/>
+        </w:rPr>
+        <w:t>: 다른 시료 도면 2종(원도 + 치수용 · 용접용 풍선 PDF). 2차 도구로 먼저 재고(처음 보는 도면), 고친 뒤 다시 쟀습니다(11.6).</w:t>
       </w:r>
     </w:p>
     <w:p>
@@ -2772,14 +2902,74 @@
           <w:b/>
           <w:sz w:val="21"/>
         </w:rPr>
-        <w:t>회색 · 일부 파란 글(한 줄 선 글꼴)도 검사 대상인지</w:t>
+        <w:t>한 줄 선 글꼴</w:t>
       </w:r>
       <w:r>
         <w:rPr>
           <w:rFonts w:ascii="맑은 고딕" w:hAnsi="맑은 고딕" w:eastAsia="맑은 고딕"/>
           <w:sz w:val="21"/>
         </w:rPr>
-        <w:t xml:space="preserve"> — 이번 도면에서 못 읽은 글의 대부분입니다. 대상이면 그 글꼴 읽기를 더합니다.</w:t>
+        <w:t xml:space="preserve"> — </w:t>
+      </w:r>
+      <w:r>
+        <w:rPr>
+          <w:rFonts w:ascii="맑은 고딕" w:hAnsi="맑은 고딕" w:eastAsia="맑은 고딕"/>
+          <w:b/>
+          <w:sz w:val="21"/>
+        </w:rPr>
+        <w:t>받음</w:t>
+      </w:r>
+      <w:r>
+        <w:rPr>
+          <w:rFonts w:ascii="맑은 고딕" w:hAnsi="맑은 고딕" w:eastAsia="맑은 고딕"/>
+          <w:sz w:val="21"/>
+        </w:rPr>
+        <w:t>: 회색 · 일부 파란 글도 치수 · 각장 · 각목 · 부기면 검사 대상. 선 글꼴 읽기를 더했습니다(11.6).</w:t>
+      </w:r>
+    </w:p>
+    <w:p>
+      <w:r>
+        <w:rPr>
+          <w:rFonts w:ascii="맑은 고딕" w:hAnsi="맑은 고딕" w:eastAsia="맑은 고딕"/>
+          <w:sz w:val="21"/>
+        </w:rPr>
+        <w:t>다시 확인하고 싶은 것(4차용):</w:t>
+      </w:r>
+    </w:p>
+    <w:p>
+      <w:pPr>
+        <w:ind w:left="360" w:hanging="280"/>
+      </w:pPr>
+      <w:r>
+        <w:rPr>
+          <w:rFonts w:ascii="맑은 고딕" w:hAnsi="맑은 고딕" w:eastAsia="맑은 고딕"/>
+          <w:sz w:val="21"/>
+        </w:rPr>
+        <w:t>11. 이번 기준서의 몇 칸이 도면 글과 다릅니다 — 치수 63번 · 400번은 도면에 적힌 공차와 기준서 공차가 다르고, 305번은 공차 없는 치수인데 기준서 공차가 일반공차(ISO 13920-BF) 표 값과 다릅니다. 어느 쪽이 맞는지 알려 주시면 정답을 고칩니다.</w:t>
+      </w:r>
+    </w:p>
+    <w:p>
+      <w:pPr>
+        <w:ind w:left="360" w:hanging="280"/>
+      </w:pPr>
+      <w:r>
+        <w:rPr>
+          <w:rFonts w:ascii="맑은 고딕" w:hAnsi="맑은 고딕" w:eastAsia="맑은 고딕"/>
+          <w:sz w:val="21"/>
+        </w:rPr>
+        <w:t>12. 「No Weld」 처럼 용접하지 않는 구간의 길이(용접 152 · 153번)는 도면에서 어떻게 알아보는지(도면 글만으로는 「Dimension」 과 구분이 안 됨), 치수 448번처럼 PCD 인지 구멍인지 글만으로 갈리지 않는 지름은 어떻게 정하는지.</w:t>
+      </w:r>
+    </w:p>
+    <w:p>
+      <w:pPr>
+        <w:ind w:left="360" w:hanging="280"/>
+      </w:pPr>
+      <w:r>
+        <w:rPr>
+          <w:rFonts w:ascii="맑은 고딕" w:hAnsi="맑은 고딕" w:eastAsia="맑은 고딕"/>
+          <w:sz w:val="21"/>
+        </w:rPr>
+        <w:t>13. 「2x」 를 엑셀에서 측정값 칸 2개(한 행)로 둘지, 같은 번호 2행으로 나눌지 — 지금은 한 행에 측정값 칸을 개수만큼 비워 둡니다.</w:t>
       </w:r>
     </w:p>
     <w:p>
@@ -4813,6 +5003,1016 @@
     </w:p>
     <w:p>
       <w:pPr>
+        <w:pStyle w:val="Heading3"/>
+      </w:pPr>
+      <w:r>
+        <w:rPr>
+          <w:rFonts w:ascii="맑은 고딕" w:hAnsi="맑은 고딕" w:eastAsia="맑은 고딕"/>
+          <w:b/>
+          <w:color w:val="13274B"/>
+          <w:sz w:val="24"/>
+        </w:rPr>
+        <w:t>11.6 3차 반영 (2026-10-21, 새 도면 2종 · 사람이 쓴 전체 기준서)</w:t>
+      </w:r>
+    </w:p>
+    <w:p>
+      <w:r>
+        <w:rPr>
+          <w:rFonts w:ascii="맑은 고딕" w:hAnsi="맑은 고딕" w:eastAsia="맑은 고딕"/>
+          <w:b/>
+          <w:sz w:val="21"/>
+        </w:rPr>
+        <w:t>받은 것</w:t>
+      </w:r>
+      <w:r>
+        <w:rPr>
+          <w:rFonts w:ascii="맑은 고딕" w:hAnsi="맑은 고딕" w:eastAsia="맑은 고딕"/>
+          <w:sz w:val="21"/>
+        </w:rPr>
+        <w:t xml:space="preserve"> — 다른 시료의 도면 2종(A0, 원도 + 치수용 · 용접용 풍선 PDF)과 사람이 작성한 전체 기준서 엑셀(치수 시트 454행 · 각장 시트 362행). 회사 도면이라 리포 · 커밋 · 패들릿에 넣지 않고 작업 컴퓨터의 임시 폴더에서만 재고 지웠습니다(도면번호 · 품명 · 모델명도 적지 않음).</w:t>
+      </w:r>
+    </w:p>
+    <w:p>
+      <w:r>
+        <w:rPr>
+          <w:rFonts w:ascii="맑은 고딕" w:hAnsi="맑은 고딕" w:eastAsia="맑은 고딕"/>
+          <w:sz w:val="21"/>
+        </w:rPr>
+        <w:t xml:space="preserve">정답은 이번에는 </w:t>
+      </w:r>
+      <w:r>
+        <w:rPr>
+          <w:rFonts w:ascii="맑은 고딕" w:hAnsi="맑은 고딕" w:eastAsia="맑은 고딕"/>
+          <w:b/>
+          <w:sz w:val="21"/>
+        </w:rPr>
+        <w:t>사람이 쓴 기준서 그대로</w:t>
+      </w:r>
+      <w:r>
+        <w:rPr>
+          <w:rFonts w:ascii="맑은 고딕" w:hAnsi="맑은 고딕" w:eastAsia="맑은 고딕"/>
+          <w:sz w:val="21"/>
+        </w:rPr>
+        <w:t>입니다(풍선 PDF 의 풍선 번호 = 기준서 No., 치수 454 · 용접 362 모두 짝이 맞음). 2차처럼 값을 우리가 읽어 적지 않았습니다.</w:t>
+      </w:r>
+    </w:p>
+    <w:p>
+      <w:r>
+        <w:rPr>
+          <w:rFonts w:ascii="맑은 고딕" w:hAnsi="맑은 고딕" w:eastAsia="맑은 고딕"/>
+          <w:b/>
+          <w:sz w:val="21"/>
+        </w:rPr>
+        <w:t>세는 법</w:t>
+      </w:r>
+      <w:r>
+        <w:rPr>
+          <w:rFonts w:ascii="맑은 고딕" w:hAnsi="맑은 고딕" w:eastAsia="맑은 고딕"/>
+          <w:sz w:val="21"/>
+        </w:rPr>
+        <w:t xml:space="preserve"> — 수강생 식 그대로, 기준서 칸으로 셉니다. 항목명 = Inspection Item 이 같은가(부기는 문장 닮음 80% 이상), 기준값 = Standard 가 같은가(띄어쓰기 · 「4,6」/「4.6」 · 「07」/「7」 · 「2.0」/「2」 는 같게), 공차 = MAX · MIN 이 둘 다 같은가. 비교 대상 = 정답 행, 못 찾은 행은 불일치.</w:t>
+      </w:r>
+    </w:p>
+    <w:p>
+      <w:r>
+        <w:rPr>
+          <w:rFonts w:ascii="맑은 고딕" w:hAnsi="맑은 고딕" w:eastAsia="맑은 고딕"/>
+          <w:sz w:val="21"/>
+        </w:rPr>
+        <w:t>「고치기 전」 은 2차 도구(be5a0ad)가 읽은 결과를 같은 기준서 칸으로 옮겨 잰 것입니다(칸 옮기기만 새로 했고, 일반공차는 2차 도구에 없어 쓰지 않음).</w:t>
+      </w:r>
+    </w:p>
+    <w:tbl>
+      <w:tblPr>
+        <w:tblStyle w:val="TableGrid"/>
+        <w:tblW w:type="auto" w:w="0"/>
+        <w:jc w:val="center"/>
+        <w:tblLook w:firstColumn="1" w:firstRow="1" w:lastColumn="0" w:lastRow="0" w:noHBand="0" w:noVBand="1" w:val="04A0"/>
+      </w:tblPr>
+      <w:tblGrid>
+        <w:gridCol w:w="2160"/>
+        <w:gridCol w:w="2160"/>
+        <w:gridCol w:w="2160"/>
+        <w:gridCol w:w="2160"/>
+      </w:tblGrid>
+      <w:tr>
+        <w:tc>
+          <w:tcPr>
+            <w:tcW w:type="dxa" w:w="2160"/>
+          </w:tcPr>
+          <w:p>
+            <w:r>
+              <w:rPr>
+                <w:b/>
+              </w:rPr>
+            </w:r>
+            <w:r>
+              <w:rPr>
+                <w:rFonts w:ascii="맑은 고딕" w:hAnsi="맑은 고딕" w:eastAsia="맑은 고딕"/>
+                <w:b/>
+                <w:sz w:val="19"/>
+              </w:rPr>
+              <w:t>목표 2 — 풍선 PDF → 풍선별 정보</w:t>
+            </w:r>
+          </w:p>
+        </w:tc>
+        <w:tc>
+          <w:tcPr>
+            <w:tcW w:type="dxa" w:w="2160"/>
+          </w:tcPr>
+          <w:p>
+            <w:r>
+              <w:rPr>
+                <w:b/>
+              </w:rPr>
+            </w:r>
+            <w:r>
+              <w:rPr>
+                <w:rFonts w:ascii="맑은 고딕" w:hAnsi="맑은 고딕" w:eastAsia="맑은 고딕"/>
+                <w:b/>
+                <w:sz w:val="19"/>
+              </w:rPr>
+              <w:t>고치기 전(처음 보는 도면) · 완전</w:t>
+            </w:r>
+          </w:p>
+        </w:tc>
+        <w:tc>
+          <w:tcPr>
+            <w:tcW w:type="dxa" w:w="2160"/>
+          </w:tcPr>
+          <w:p>
+            <w:r>
+              <w:rPr>
+                <w:b/>
+              </w:rPr>
+            </w:r>
+            <w:r>
+              <w:rPr>
+                <w:rFonts w:ascii="맑은 고딕" w:hAnsi="맑은 고딕" w:eastAsia="맑은 고딕"/>
+                <w:b/>
+                <w:sz w:val="19"/>
+              </w:rPr>
+              <w:t>고친 후 · 완전</w:t>
+            </w:r>
+          </w:p>
+        </w:tc>
+        <w:tc>
+          <w:tcPr>
+            <w:tcW w:type="dxa" w:w="2160"/>
+          </w:tcPr>
+          <w:p>
+            <w:r>
+              <w:rPr>
+                <w:b/>
+              </w:rPr>
+            </w:r>
+            <w:r>
+              <w:rPr>
+                <w:rFonts w:ascii="맑은 고딕" w:hAnsi="맑은 고딕" w:eastAsia="맑은 고딕"/>
+                <w:b/>
+                <w:sz w:val="19"/>
+              </w:rPr>
+              <w:t>고친 후 · 필드(항목명 / 기준값 / 공차)</w:t>
+            </w:r>
+          </w:p>
+        </w:tc>
+      </w:tr>
+      <w:tr>
+        <w:tc>
+          <w:tcPr>
+            <w:tcW w:type="dxa" w:w="2160"/>
+          </w:tcPr>
+          <w:p>
+            <w:r/>
+            <w:r>
+              <w:rPr>
+                <w:rFonts w:ascii="맑은 고딕" w:hAnsi="맑은 고딕" w:eastAsia="맑은 고딕"/>
+                <w:sz w:val="19"/>
+              </w:rPr>
+              <w:t>치수 기준서 454</w:t>
+            </w:r>
+          </w:p>
+        </w:tc>
+        <w:tc>
+          <w:tcPr>
+            <w:tcW w:type="dxa" w:w="2160"/>
+          </w:tcPr>
+          <w:p>
+            <w:r/>
+            <w:r>
+              <w:rPr>
+                <w:rFonts w:ascii="맑은 고딕" w:hAnsi="맑은 고딕" w:eastAsia="맑은 고딕"/>
+                <w:sz w:val="19"/>
+              </w:rPr>
+              <w:t>9.0%</w:t>
+            </w:r>
+          </w:p>
+        </w:tc>
+        <w:tc>
+          <w:tcPr>
+            <w:tcW w:type="dxa" w:w="2160"/>
+          </w:tcPr>
+          <w:p>
+            <w:r/>
+            <w:r>
+              <w:rPr>
+                <w:rFonts w:ascii="맑은 고딕" w:hAnsi="맑은 고딕" w:eastAsia="맑은 고딕"/>
+                <w:b/>
+                <w:sz w:val="19"/>
+              </w:rPr>
+              <w:t>97.8%</w:t>
+            </w:r>
+          </w:p>
+        </w:tc>
+        <w:tc>
+          <w:tcPr>
+            <w:tcW w:type="dxa" w:w="2160"/>
+          </w:tcPr>
+          <w:p>
+            <w:r/>
+            <w:r>
+              <w:rPr>
+                <w:rFonts w:ascii="맑은 고딕" w:hAnsi="맑은 고딕" w:eastAsia="맑은 고딕"/>
+                <w:sz w:val="19"/>
+              </w:rPr>
+              <w:t>99.3 / 98.9 / 98.9%</w:t>
+            </w:r>
+          </w:p>
+        </w:tc>
+      </w:tr>
+      <w:tr>
+        <w:tc>
+          <w:tcPr>
+            <w:tcW w:type="dxa" w:w="2160"/>
+          </w:tcPr>
+          <w:p>
+            <w:r/>
+            <w:r>
+              <w:rPr>
+                <w:rFonts w:ascii="맑은 고딕" w:hAnsi="맑은 고딕" w:eastAsia="맑은 고딕"/>
+                <w:sz w:val="19"/>
+              </w:rPr>
+              <w:t>용접 기준서 362</w:t>
+            </w:r>
+          </w:p>
+        </w:tc>
+        <w:tc>
+          <w:tcPr>
+            <w:tcW w:type="dxa" w:w="2160"/>
+          </w:tcPr>
+          <w:p>
+            <w:r/>
+            <w:r>
+              <w:rPr>
+                <w:rFonts w:ascii="맑은 고딕" w:hAnsi="맑은 고딕" w:eastAsia="맑은 고딕"/>
+                <w:sz w:val="19"/>
+              </w:rPr>
+              <w:t>91.2%</w:t>
+            </w:r>
+          </w:p>
+        </w:tc>
+        <w:tc>
+          <w:tcPr>
+            <w:tcW w:type="dxa" w:w="2160"/>
+          </w:tcPr>
+          <w:p>
+            <w:r/>
+            <w:r>
+              <w:rPr>
+                <w:rFonts w:ascii="맑은 고딕" w:hAnsi="맑은 고딕" w:eastAsia="맑은 고딕"/>
+                <w:b/>
+                <w:sz w:val="19"/>
+              </w:rPr>
+              <w:t>96.4%</w:t>
+            </w:r>
+          </w:p>
+        </w:tc>
+        <w:tc>
+          <w:tcPr>
+            <w:tcW w:type="dxa" w:w="2160"/>
+          </w:tcPr>
+          <w:p>
+            <w:r/>
+            <w:r>
+              <w:rPr>
+                <w:rFonts w:ascii="맑은 고딕" w:hAnsi="맑은 고딕" w:eastAsia="맑은 고딕"/>
+                <w:sz w:val="19"/>
+              </w:rPr>
+              <w:t>96.4 / 96.4 / 96.4%</w:t>
+            </w:r>
+          </w:p>
+        </w:tc>
+      </w:tr>
+      <w:tr>
+        <w:tc>
+          <w:tcPr>
+            <w:tcW w:type="dxa" w:w="2160"/>
+          </w:tcPr>
+          <w:p>
+            <w:r/>
+            <w:r>
+              <w:rPr>
+                <w:rFonts w:ascii="맑은 고딕" w:hAnsi="맑은 고딕" w:eastAsia="맑은 고딕"/>
+                <w:sz w:val="19"/>
+              </w:rPr>
+              <w:t>합계 816</w:t>
+            </w:r>
+          </w:p>
+        </w:tc>
+        <w:tc>
+          <w:tcPr>
+            <w:tcW w:type="dxa" w:w="2160"/>
+          </w:tcPr>
+          <w:p>
+            <w:r/>
+            <w:r>
+              <w:rPr>
+                <w:rFonts w:ascii="맑은 고딕" w:hAnsi="맑은 고딕" w:eastAsia="맑은 고딕"/>
+                <w:sz w:val="19"/>
+              </w:rPr>
+              <w:t>45.5%</w:t>
+            </w:r>
+          </w:p>
+        </w:tc>
+        <w:tc>
+          <w:tcPr>
+            <w:tcW w:type="dxa" w:w="2160"/>
+          </w:tcPr>
+          <w:p>
+            <w:r/>
+            <w:r>
+              <w:rPr>
+                <w:rFonts w:ascii="맑은 고딕" w:hAnsi="맑은 고딕" w:eastAsia="맑은 고딕"/>
+                <w:b/>
+                <w:sz w:val="19"/>
+              </w:rPr>
+              <w:t>97.2%</w:t>
+            </w:r>
+          </w:p>
+        </w:tc>
+        <w:tc>
+          <w:tcPr>
+            <w:tcW w:type="dxa" w:w="2160"/>
+          </w:tcPr>
+          <w:p>
+            <w:r/>
+            <w:r>
+              <w:rPr>
+                <w:rFonts w:ascii="맑은 고딕" w:hAnsi="맑은 고딕" w:eastAsia="맑은 고딕"/>
+                <w:sz w:val="19"/>
+              </w:rPr>
+              <w:t>98.0 / 97.8 / 97.8%</w:t>
+            </w:r>
+          </w:p>
+        </w:tc>
+      </w:tr>
+    </w:tbl>
+    <w:p/>
+    <w:tbl>
+      <w:tblPr>
+        <w:tblStyle w:val="TableGrid"/>
+        <w:tblW w:type="auto" w:w="0"/>
+        <w:jc w:val="center"/>
+        <w:tblLook w:firstColumn="1" w:firstRow="1" w:lastColumn="0" w:lastRow="0" w:noHBand="0" w:noVBand="1" w:val="04A0"/>
+      </w:tblPr>
+      <w:tblGrid>
+        <w:gridCol w:w="2880"/>
+        <w:gridCol w:w="2880"/>
+        <w:gridCol w:w="2880"/>
+      </w:tblGrid>
+      <w:tr>
+        <w:tc>
+          <w:tcPr>
+            <w:tcW w:type="dxa" w:w="2880"/>
+          </w:tcPr>
+          <w:p>
+            <w:r>
+              <w:rPr>
+                <w:b/>
+              </w:rPr>
+            </w:r>
+            <w:r>
+              <w:rPr>
+                <w:rFonts w:ascii="맑은 고딕" w:hAnsi="맑은 고딕" w:eastAsia="맑은 고딕"/>
+                <w:b/>
+                <w:sz w:val="19"/>
+              </w:rPr>
+              <w:t>목표 1 — 원도 → 후보(값으로 짝)</w:t>
+            </w:r>
+          </w:p>
+        </w:tc>
+        <w:tc>
+          <w:tcPr>
+            <w:tcW w:type="dxa" w:w="2880"/>
+          </w:tcPr>
+          <w:p>
+            <w:r>
+              <w:rPr>
+                <w:b/>
+              </w:rPr>
+            </w:r>
+            <w:r>
+              <w:rPr>
+                <w:rFonts w:ascii="맑은 고딕" w:hAnsi="맑은 고딕" w:eastAsia="맑은 고딕"/>
+                <w:b/>
+                <w:sz w:val="19"/>
+              </w:rPr>
+              <w:t>고치기 전 · 완전 / 정밀도</w:t>
+            </w:r>
+          </w:p>
+        </w:tc>
+        <w:tc>
+          <w:tcPr>
+            <w:tcW w:type="dxa" w:w="2880"/>
+          </w:tcPr>
+          <w:p>
+            <w:r>
+              <w:rPr>
+                <w:b/>
+              </w:rPr>
+            </w:r>
+            <w:r>
+              <w:rPr>
+                <w:rFonts w:ascii="맑은 고딕" w:hAnsi="맑은 고딕" w:eastAsia="맑은 고딕"/>
+                <w:b/>
+                <w:sz w:val="19"/>
+              </w:rPr>
+              <w:t>고친 후 · 완전 / 정밀도</w:t>
+            </w:r>
+          </w:p>
+        </w:tc>
+      </w:tr>
+      <w:tr>
+        <w:tc>
+          <w:tcPr>
+            <w:tcW w:type="dxa" w:w="2880"/>
+          </w:tcPr>
+          <w:p>
+            <w:r/>
+            <w:r>
+              <w:rPr>
+                <w:rFonts w:ascii="맑은 고딕" w:hAnsi="맑은 고딕" w:eastAsia="맑은 고딕"/>
+                <w:sz w:val="19"/>
+              </w:rPr>
+              <w:t>치수</w:t>
+            </w:r>
+          </w:p>
+        </w:tc>
+        <w:tc>
+          <w:tcPr>
+            <w:tcW w:type="dxa" w:w="2880"/>
+          </w:tcPr>
+          <w:p>
+            <w:r/>
+            <w:r>
+              <w:rPr>
+                <w:rFonts w:ascii="맑은 고딕" w:hAnsi="맑은 고딕" w:eastAsia="맑은 고딕"/>
+                <w:sz w:val="19"/>
+              </w:rPr>
+              <w:t>9.0% / 6.7%</w:t>
+            </w:r>
+          </w:p>
+        </w:tc>
+        <w:tc>
+          <w:tcPr>
+            <w:tcW w:type="dxa" w:w="2880"/>
+          </w:tcPr>
+          <w:p>
+            <w:r/>
+            <w:r>
+              <w:rPr>
+                <w:rFonts w:ascii="맑은 고딕" w:hAnsi="맑은 고딕" w:eastAsia="맑은 고딕"/>
+                <w:b/>
+                <w:sz w:val="19"/>
+              </w:rPr>
+              <w:t>98.9% / 85.4%</w:t>
+            </w:r>
+          </w:p>
+        </w:tc>
+      </w:tr>
+      <w:tr>
+        <w:tc>
+          <w:tcPr>
+            <w:tcW w:type="dxa" w:w="2880"/>
+          </w:tcPr>
+          <w:p>
+            <w:r/>
+            <w:r>
+              <w:rPr>
+                <w:rFonts w:ascii="맑은 고딕" w:hAnsi="맑은 고딕" w:eastAsia="맑은 고딕"/>
+                <w:sz w:val="19"/>
+              </w:rPr>
+              <w:t>용접</w:t>
+            </w:r>
+          </w:p>
+        </w:tc>
+        <w:tc>
+          <w:tcPr>
+            <w:tcW w:type="dxa" w:w="2880"/>
+          </w:tcPr>
+          <w:p>
+            <w:r/>
+            <w:r>
+              <w:rPr>
+                <w:rFonts w:ascii="맑은 고딕" w:hAnsi="맑은 고딕" w:eastAsia="맑은 고딕"/>
+                <w:sz w:val="19"/>
+              </w:rPr>
+              <w:t>97.0% / 71.9%</w:t>
+            </w:r>
+          </w:p>
+        </w:tc>
+        <w:tc>
+          <w:tcPr>
+            <w:tcW w:type="dxa" w:w="2880"/>
+          </w:tcPr>
+          <w:p>
+            <w:r/>
+            <w:r>
+              <w:rPr>
+                <w:rFonts w:ascii="맑은 고딕" w:hAnsi="맑은 고딕" w:eastAsia="맑은 고딕"/>
+                <w:b/>
+                <w:sz w:val="19"/>
+              </w:rPr>
+              <w:t>99.2% / 91.3%</w:t>
+            </w:r>
+          </w:p>
+        </w:tc>
+      </w:tr>
+    </w:tbl>
+    <w:p/>
+    <w:p>
+      <w:pPr>
+        <w:pStyle w:val="ListBullet"/>
+      </w:pPr>
+      <w:r>
+        <w:rPr>
+          <w:rFonts w:ascii="맑은 고딕" w:hAnsi="맑은 고딕" w:eastAsia="맑은 고딕"/>
+          <w:b/>
+          <w:sz w:val="21"/>
+        </w:rPr>
+        <w:t>처음 보는 도면에서 2차 도구의 치수는 9.0% 였습니다.</w:t>
+      </w:r>
+      <w:r>
+        <w:rPr>
+          <w:rFonts w:ascii="맑은 고딕" w:hAnsi="맑은 고딕" w:eastAsia="맑은 고딕"/>
+          <w:sz w:val="21"/>
+        </w:rPr>
+        <w:t xml:space="preserve"> 이번 도면은 2차 도면과 달리 글자 층이 있었는데, CAD 가 자간을 넓혀 「4 6 2」 「2 7 , 5」 「± 1」 꼴(예시 값)로 글자 사이에 빈칸을 넣어 숫자가 한 자씩 쪼개졌습니다. 용접은 「a2,8」 처럼 빈칸 없이 써서 91.2% 였습니다. 2차의 90.5% 는 같은 2장으로 고치고 잰 숫자였다는 것이 그대로 드러났습니다.</w:t>
+      </w:r>
+    </w:p>
+    <w:p>
+      <w:pPr>
+        <w:pStyle w:val="ListBullet"/>
+      </w:pPr>
+      <w:r>
+        <w:rPr>
+          <w:rFonts w:ascii="맑은 고딕" w:hAnsi="맑은 고딕" w:eastAsia="맑은 고딕"/>
+          <w:b/>
+          <w:sz w:val="21"/>
+        </w:rPr>
+        <w:t>고친 후 숫자도 이 2종을 보며 고치고 이 2종으로 잰 것입니다.</w:t>
+      </w:r>
+      <w:r>
+        <w:rPr>
+          <w:rFonts w:ascii="맑은 고딕" w:hAnsi="맑은 고딕" w:eastAsia="맑은 고딕"/>
+          <w:sz w:val="21"/>
+        </w:rPr>
+        <w:t xml:space="preserve"> 다음 도면에서는 다시 낮게 나올 수 있어, 새 도면을 받으면 이번처럼 먼저 재는 순서를 지킵니다. 과적합을 줄이려고 도면 2종에만 맞춘 낱말 · 좌표 규칙은 넣지 않았고, 고친 규칙마다 가상 도면 E · 테스트를 더해 일부러 끄면 실패하는 것을 확인했습니다.</w:t>
+      </w:r>
+    </w:p>
+    <w:p>
+      <w:pPr>
+        <w:pStyle w:val="ListBullet"/>
+      </w:pPr>
+      <w:r>
+        <w:rPr>
+          <w:rFonts w:ascii="맑은 고딕" w:hAnsi="맑은 고딕" w:eastAsia="맑은 고딕"/>
+          <w:sz w:val="21"/>
+        </w:rPr>
+        <w:t>목표 1 의 「값으로 짝」 은 같은 값이 여러 번 나오면 느슨하게 짝이 지어져 높게 나옵니다(예: 같은 a 크기가 80개 넘게 되풀이). 목표 2(번호로 짝)가 더 엄격한 숫자입니다.</w:t>
+      </w:r>
+    </w:p>
+    <w:p>
+      <w:r>
+        <w:rPr>
+          <w:rFonts w:ascii="맑은 고딕" w:hAnsi="맑은 고딕" w:eastAsia="맑은 고딕"/>
+          <w:b/>
+          <w:sz w:val="21"/>
+        </w:rPr>
+        <w:t>고친 것(일반 규칙)</w:t>
+      </w:r>
+    </w:p>
+    <w:tbl>
+      <w:tblPr>
+        <w:tblStyle w:val="TableGrid"/>
+        <w:tblW w:type="auto" w:w="0"/>
+        <w:jc w:val="center"/>
+        <w:tblLook w:firstColumn="1" w:firstRow="1" w:lastColumn="0" w:lastRow="0" w:noHBand="0" w:noVBand="1" w:val="04A0"/>
+      </w:tblPr>
+      <w:tblGrid>
+        <w:gridCol w:w="4320"/>
+        <w:gridCol w:w="4320"/>
+      </w:tblGrid>
+      <w:tr>
+        <w:tc>
+          <w:tcPr>
+            <w:tcW w:type="dxa" w:w="4320"/>
+          </w:tcPr>
+          <w:p>
+            <w:r>
+              <w:rPr>
+                <w:b/>
+              </w:rPr>
+            </w:r>
+            <w:r>
+              <w:rPr>
+                <w:rFonts w:ascii="맑은 고딕" w:hAnsi="맑은 고딕" w:eastAsia="맑은 고딕"/>
+                <w:b/>
+                <w:sz w:val="19"/>
+              </w:rPr>
+              <w:t>고친 것</w:t>
+            </w:r>
+          </w:p>
+        </w:tc>
+        <w:tc>
+          <w:tcPr>
+            <w:tcW w:type="dxa" w:w="4320"/>
+          </w:tcPr>
+          <w:p>
+            <w:r>
+              <w:rPr>
+                <w:b/>
+              </w:rPr>
+            </w:r>
+            <w:r>
+              <w:rPr>
+                <w:rFonts w:ascii="맑은 고딕" w:hAnsi="맑은 고딕" w:eastAsia="맑은 고딕"/>
+                <w:b/>
+                <w:sz w:val="19"/>
+              </w:rPr>
+              <w:t>새 도면에서 본 것</w:t>
+            </w:r>
+          </w:p>
+        </w:tc>
+      </w:tr>
+      <w:tr>
+        <w:tc>
+          <w:tcPr>
+            <w:tcW w:type="dxa" w:w="4320"/>
+          </w:tcPr>
+          <w:p>
+            <w:r/>
+            <w:r>
+              <w:rPr>
+                <w:rFonts w:ascii="맑은 고딕" w:hAnsi="맑은 고딕" w:eastAsia="맑은 고딕"/>
+                <w:sz w:val="19"/>
+              </w:rPr>
+              <w:t>자간 넓힌 글자 층 — 한 글자씩 빈칸으로 띄운 글은 빈칸을 뺌(「4 6 2」 → 462, 「± 1」 → ±1 — 예시 값)</w:t>
+            </w:r>
+          </w:p>
+        </w:tc>
+        <w:tc>
+          <w:tcPr>
+            <w:tcW w:type="dxa" w:w="4320"/>
+          </w:tcPr>
+          <w:p>
+            <w:r/>
+            <w:r>
+              <w:rPr>
+                <w:rFonts w:ascii="맑은 고딕" w:hAnsi="맑은 고딕" w:eastAsia="맑은 고딕"/>
+                <w:sz w:val="19"/>
+              </w:rPr>
+              <w:t>치수 대부분이 숫자 하나씩 쪼개짐</w:t>
+            </w:r>
+          </w:p>
+        </w:tc>
+      </w:tr>
+      <w:tr>
+        <w:tc>
+          <w:tcPr>
+            <w:tcW w:type="dxa" w:w="4320"/>
+          </w:tcPr>
+          <w:p>
+            <w:r/>
+            <w:r>
+              <w:rPr>
+                <w:rFonts w:ascii="맑은 고딕" w:hAnsi="맑은 고딕" w:eastAsia="맑은 고딕"/>
+                <w:sz w:val="19"/>
+              </w:rPr>
+              <w:t>일반공차 — 도면 주기의 「ISO 13920-BF」 · 「ISO 2768-m」 을 찾아 공차 없는 치수의 Tolerance 칸을 표로 채움(13920 B: 30 이하 ±1 · 30~400 ±2 · 400~1000 ±3 · 1000~2000 ±4, 각도 ±0.75°), 2mm 미만 · 0 은 비움. 설정에서 고르거나 끔</w:t>
+            </w:r>
+          </w:p>
+        </w:tc>
+        <w:tc>
+          <w:tcPr>
+            <w:tcW w:type="dxa" w:w="4320"/>
+          </w:tcPr>
+          <w:p>
+            <w:r/>
+            <w:r>
+              <w:rPr>
+                <w:rFonts w:ascii="맑은 고딕" w:hAnsi="맑은 고딕" w:eastAsia="맑은 고딕"/>
+                <w:sz w:val="19"/>
+              </w:rPr>
+              <w:t>기준서의 공차 칸 대부분이 일반공차</w:t>
+            </w:r>
+          </w:p>
+        </w:tc>
+      </w:tr>
+      <w:tr>
+        <w:tc>
+          <w:tcPr>
+            <w:tcW w:type="dxa" w:w="4320"/>
+          </w:tcPr>
+          <w:p>
+            <w:r/>
+            <w:r>
+              <w:rPr>
+                <w:rFonts w:ascii="맑은 고딕" w:hAnsi="맑은 고딕" w:eastAsia="맑은 고딕"/>
+                <w:sz w:val="19"/>
+              </w:rPr>
+              <w:t>기준서 양식 엑셀 — 첫 시트를 No. · Inspection Item · Standard · Tolerance MAX/MIN · Inspection Equipment · 개수 · 측정값으로. 항목명은 영어 낱말(Ø = Hole, 「PCD」 = PCD, 나사 = TAP 은 보통 나사 피치를 붙여 M20x2.5 — 예시), 기하공차 · 표면 거칠기는 기준값 = 공차값 · MAX 0 · MIN -값, 용접 목두께는 「a4.6 (07x07)」(각장 = a × √2 반올림), 단속은 「3x25」(각도 표기 뺌), 양쪽 각장 「z6 z8」(모두 예시 값), 형상만 있는 용접은 Weld · Visual, 부기는 항목명 = 문장. 「… 상세」 시트에 도구가 읽은 모든 칸</w:t>
+            </w:r>
+          </w:p>
+        </w:tc>
+        <w:tc>
+          <w:tcPr>
+            <w:tcW w:type="dxa" w:w="4320"/>
+          </w:tcPr>
+          <w:p>
+            <w:r/>
+            <w:r>
+              <w:rPr>
+                <w:rFonts w:ascii="맑은 고딕" w:hAnsi="맑은 고딕" w:eastAsia="맑은 고딕"/>
+                <w:sz w:val="19"/>
+              </w:rPr>
+              <w:t>회신 ⑧</w:t>
+            </w:r>
+          </w:p>
+        </w:tc>
+      </w:tr>
+      <w:tr>
+        <w:tc>
+          <w:tcPr>
+            <w:tcW w:type="dxa" w:w="4320"/>
+          </w:tcPr>
+          <w:p>
+            <w:r/>
+            <w:r>
+              <w:rPr>
+                <w:rFonts w:ascii="맑은 고딕" w:hAnsi="맑은 고딕" w:eastAsia="맑은 고딕"/>
+                <w:sz w:val="19"/>
+              </w:rPr>
+              <w:t>「2x」 — 개수만 있는 글을 가장 가까운 항목의 개수로 붙이고, 기준서 엑셀에 측정값 칸을 개수만큼 비워 둠(그 뒤 칸은 「-」). 「M20 x28」(예시) 의 28 은 피치가 아니라 깊이로 봄</w:t>
+            </w:r>
+          </w:p>
+        </w:tc>
+        <w:tc>
+          <w:tcPr>
+            <w:tcW w:type="dxa" w:w="4320"/>
+          </w:tcPr>
+          <w:p>
+            <w:r/>
+            <w:r>
+              <w:rPr>
+                <w:rFonts w:ascii="맑은 고딕" w:hAnsi="맑은 고딕" w:eastAsia="맑은 고딕"/>
+                <w:sz w:val="19"/>
+              </w:rPr>
+              <w:t>회신 ①</w:t>
+            </w:r>
+          </w:p>
+        </w:tc>
+      </w:tr>
+      <w:tr>
+        <w:tc>
+          <w:tcPr>
+            <w:tcW w:type="dxa" w:w="4320"/>
+          </w:tcPr>
+          <w:p>
+            <w:r/>
+            <w:r>
+              <w:rPr>
+                <w:rFonts w:ascii="맑은 고딕" w:hAnsi="맑은 고딕" w:eastAsia="맑은 고딕"/>
+                <w:sz w:val="19"/>
+              </w:rPr>
+              <w:t>정답 읽기 — 수강생 기준서(쪽마다 머리행이 되풀이 · Tolerance 아래 MAX/MIN · 시트별 치수/각장)를 그대로 정답으로 읽고, 치수 · 용접 번호가 겹치면 기준서 + 번호로 짝</w:t>
+            </w:r>
+          </w:p>
+        </w:tc>
+        <w:tc>
+          <w:tcPr>
+            <w:tcW w:type="dxa" w:w="4320"/>
+          </w:tcPr>
+          <w:p>
+            <w:r/>
+            <w:r>
+              <w:rPr>
+                <w:rFonts w:ascii="맑은 고딕" w:hAnsi="맑은 고딕" w:eastAsia="맑은 고딕"/>
+                <w:sz w:val="19"/>
+              </w:rPr>
+              <w:t>사람이 쓴 기준서를 그대로 정답으로</w:t>
+            </w:r>
+          </w:p>
+        </w:tc>
+      </w:tr>
+      <w:tr>
+        <w:tc>
+          <w:tcPr>
+            <w:tcW w:type="dxa" w:w="4320"/>
+          </w:tcPr>
+          <w:p>
+            <w:r/>
+            <w:r>
+              <w:rPr>
+                <w:rFonts w:ascii="맑은 고딕" w:hAnsi="맑은 고딕" w:eastAsia="맑은 고딕"/>
+                <w:sz w:val="19"/>
+              </w:rPr>
+              <w:t>한 줄 선 글꼴 — 작은 선 토막을 글자로 묶어 펜 두께로 칠해 직접 그린 선 글자표(숫자 · 대문자 · a · x · z · ± · Ø, CAD 의 팔각형 0/O 꼴 포함)와 모양 맞추기. 글자 층 글 바로 앞의 선 글자(「M」+「20」 · 「Φ」+「71」 꼴)는 붙이고, 같은 크기 선 글자가 한 줄로 둘 이상이면 새 글로(치수 · 각장 · 부기). 빗금 · 평행선 · 되풀이 「XXX」 는 글로 만들지 않음</w:t>
+            </w:r>
+          </w:p>
+        </w:tc>
+        <w:tc>
+          <w:tcPr>
+            <w:tcW w:type="dxa" w:w="4320"/>
+          </w:tcPr>
+          <w:p>
+            <w:r/>
+            <w:r>
+              <w:rPr>
+                <w:rFonts w:ascii="맑은 고딕" w:hAnsi="맑은 고딕" w:eastAsia="맑은 고딕"/>
+                <w:sz w:val="19"/>
+              </w:rPr>
+              <w:t>회신 ③ — 새 도면에서는 「M」 · 「Φ」 가 선 글꼴</w:t>
+            </w:r>
+          </w:p>
+        </w:tc>
+      </w:tr>
+      <w:tr>
+        <w:tc>
+          <w:tcPr>
+            <w:tcW w:type="dxa" w:w="4320"/>
+          </w:tcPr>
+          <w:p>
+            <w:r/>
+            <w:r>
+              <w:rPr>
+                <w:rFonts w:ascii="맑은 고딕" w:hAnsi="맑은 고딕" w:eastAsia="맑은 고딕"/>
+                <w:sz w:val="19"/>
+              </w:rPr>
+              <w:t>선 기호 — 글자 층 도면에서도 Ø · ° · 기하공차 기호를 찾고, 점이 많은 꺾은선 원(Φ · ◎), 두 토막으로 그은 「⊥」, 틀 칸 한가운데 짧은 가로선 = ⏤ 진직도. 기하공차 기호는 칸 글자도 틀 칸 안이고 두 칸이 한 변을 함께 쓸 때만(구멍 중심 표시 옆 치수를 위치도로 잡던 것)</w:t>
+            </w:r>
+          </w:p>
+        </w:tc>
+        <w:tc>
+          <w:tcPr>
+            <w:tcW w:type="dxa" w:w="4320"/>
+          </w:tcPr>
+          <w:p>
+            <w:r/>
+            <w:r>
+              <w:rPr>
+                <w:rFonts w:ascii="맑은 고딕" w:hAnsi="맑은 고딕" w:eastAsia="맑은 고딕"/>
+                <w:sz w:val="19"/>
+              </w:rPr>
+              <w:t>기하공차 30여 개가 「Dimension」 으로</w:t>
+            </w:r>
+          </w:p>
+        </w:tc>
+      </w:tr>
+      <w:tr>
+        <w:tc>
+          <w:tcPr>
+            <w:tcW w:type="dxa" w:w="4320"/>
+          </w:tcPr>
+          <w:p>
+            <w:r/>
+            <w:r>
+              <w:rPr>
+                <w:rFonts w:ascii="맑은 고딕" w:hAnsi="맑은 고딕" w:eastAsia="맑은 고딕"/>
+                <w:sz w:val="19"/>
+              </w:rPr>
+              <w:t>용접 기호 묶기 — 플러그 · 슬롯처럼 떨어진 두 세로선, J · 플레어처럼 선 하나에 호가 붙은 기호도 「기호」 로. 대신 기준선은 한쪽 끝에 화살표 · 꼬리가 비스듬히 붙은 선만(숨은선이 붙은 외형선을 기준선으로 보던 것)</w:t>
+            </w:r>
+          </w:p>
+        </w:tc>
+        <w:tc>
+          <w:tcPr>
+            <w:tcW w:type="dxa" w:w="4320"/>
+          </w:tcPr>
+          <w:p>
+            <w:r/>
+            <w:r>
+              <w:rPr>
+                <w:rFonts w:ascii="맑은 고딕" w:hAnsi="맑은 고딕" w:eastAsia="맑은 고딕"/>
+                <w:sz w:val="19"/>
+              </w:rPr>
+              <w:t>크기 없는 특수 용접 기호</w:t>
+            </w:r>
+          </w:p>
+        </w:tc>
+      </w:tr>
+      <w:tr>
+        <w:tc>
+          <w:tcPr>
+            <w:tcW w:type="dxa" w:w="4320"/>
+          </w:tcPr>
+          <w:p>
+            <w:r/>
+            <w:r>
+              <w:rPr>
+                <w:rFonts w:ascii="맑은 고딕" w:hAnsi="맑은 고딕" w:eastAsia="맑은 고딕"/>
+                <w:sz w:val="19"/>
+              </w:rPr>
+              <w:t>용접 크기 숫자 — 기준선과 같은 방향 · 기준선 위쪽 구간의 숫자만(세로 치수 · 기준선 왼쪽 치수를 용접 크기로 보던 것), 꺾은선 원 안 숫자(품번)는 후보에서 뺌</w:t>
+            </w:r>
+          </w:p>
+        </w:tc>
+        <w:tc>
+          <w:tcPr>
+            <w:tcW w:type="dxa" w:w="4320"/>
+          </w:tcPr>
+          <w:p>
+            <w:r/>
+            <w:r>
+              <w:rPr>
+                <w:rFonts w:ascii="맑은 고딕" w:hAnsi="맑은 고딕" w:eastAsia="맑은 고딕"/>
+                <w:sz w:val="19"/>
+              </w:rPr>
+              <w:t>치수가 용접으로 빠짐</w:t>
+            </w:r>
+          </w:p>
+        </w:tc>
+      </w:tr>
+      <w:tr>
+        <w:tc>
+          <w:tcPr>
+            <w:tcW w:type="dxa" w:w="4320"/>
+          </w:tcPr>
+          <w:p>
+            <w:r/>
+            <w:r>
+              <w:rPr>
+                <w:rFonts w:ascii="맑은 고딕" w:hAnsi="맑은 고딕" w:eastAsia="맑은 고딕"/>
+                <w:sz w:val="19"/>
+              </w:rPr>
+              <w:t>풍선 연결 — 전체 (풍선, 후보) 쌍을 거리 순으로 먼저 짝짓고 남은 풍선만 비켜 주기, 색 있는 짧은 지시선(가운데서 나뉜 첫 토막)도 지시선으로</w:t>
+            </w:r>
+          </w:p>
+        </w:tc>
+        <w:tc>
+          <w:tcPr>
+            <w:tcW w:type="dxa" w:w="4320"/>
+          </w:tcPr>
+          <w:p>
+            <w:r/>
+            <w:r>
+              <w:rPr>
+                <w:rFonts w:ascii="맑은 고딕" w:hAnsi="맑은 고딕" w:eastAsia="맑은 고딕"/>
+                <w:sz w:val="19"/>
+              </w:rPr>
+              <w:t>이웃한 두 풍선의 연결이 서로 바뀜</w:t>
+            </w:r>
+          </w:p>
+        </w:tc>
+      </w:tr>
+    </w:tbl>
+    <w:p/>
+    <w:p>
+      <w:r>
+        <w:rPr>
+          <w:rFonts w:ascii="맑은 고딕" w:hAnsi="맑은 고딕" w:eastAsia="맑은 고딕"/>
+          <w:b/>
+          <w:sz w:val="21"/>
+        </w:rPr>
+        <w:t>남은 틀림(목표 2 에서 23개)</w:t>
+      </w:r>
+      <w:r>
+        <w:rPr>
+          <w:rFonts w:ascii="맑은 고딕" w:hAnsi="맑은 고딕" w:eastAsia="맑은 고딕"/>
+          <w:sz w:val="21"/>
+        </w:rPr>
+        <w:t xml:space="preserve"> — 용접 형상 8개(지시선이 기준선 끝 · 기호 밖을 가리키거나 기호를 못 묶음) · 용접 a 크기 연결 못 함 2개, 기준서와 도면 글이 다른 것 3개(10장 ⑪), 「No Weld」 2개 · 기준선에서 먼 부기 1개(10장 ⑫), 풍선 연결 바뀜 · 틀림 4개, 각도 표기를 기준서는 Dimension 으로 적은 것 1개, PCD/Hole 1개, 아주 작은 「8」 1개.</w:t>
+      </w:r>
+    </w:p>
+    <w:p>
+      <w:r>
+        <w:rPr>
+          <w:rFonts w:ascii="맑은 고딕" w:hAnsi="맑은 고딕" w:eastAsia="맑은 고딕"/>
+          <w:b/>
+          <w:sz w:val="21"/>
+        </w:rPr>
+        <w:t>테스트</w:t>
+      </w:r>
+      <w:r>
+        <w:rPr>
+          <w:rFonts w:ascii="맑은 고딕" w:hAnsi="맑은 고딕" w:eastAsia="맑은 고딕"/>
+          <w:sz w:val="21"/>
+        </w:rPr>
+        <w:t xml:space="preserve"> — 48개(3차 13개 추가). 새 규칙마다 일부러 끄거나 바꿔서 해당 테스트가 실패하는 것을 확인했습니다(선 글꼴의 「되풀이 글자 · 곧은 선」 두 거르개는 서로 겹쳐 둘을 함께 끌 때 실패). 가상 도면 E(지어낸 값)는 위 유형을 흉내 냈고 정답은 수강생 기준서 양식입니다 — 규칙을 만든 쪽이 만든 도면이라 100% 는 실력이 아닙니다.</w:t>
+      </w:r>
+    </w:p>
+    <w:p>
+      <w:pPr>
         <w:pStyle w:val="Heading2"/>
       </w:pPr>
       <w:r>
@@ -5052,6 +6252,53 @@
                 <w:sz w:val="19"/>
               </w:rPr>
               <w:t>도면 파일은 리포에 넣지 않음. 11장</w:t>
+            </w:r>
+          </w:p>
+        </w:tc>
+      </w:tr>
+      <w:tr>
+        <w:tc>
+          <w:tcPr>
+            <w:tcW w:type="dxa" w:w="2880"/>
+          </w:tcPr>
+          <w:p>
+            <w:r/>
+            <w:r>
+              <w:rPr>
+                <w:rFonts w:ascii="맑은 고딕" w:hAnsi="맑은 고딕" w:eastAsia="맑은 고딕"/>
+                <w:sz w:val="19"/>
+              </w:rPr>
+              <w:t>패들릿 댓글 3차 회신 (2026-10-21)</w:t>
+            </w:r>
+          </w:p>
+        </w:tc>
+        <w:tc>
+          <w:tcPr>
+            <w:tcW w:type="dxa" w:w="2880"/>
+          </w:tcPr>
+          <w:p>
+            <w:r/>
+            <w:r>
+              <w:rPr>
+                <w:rFonts w:ascii="맑은 고딕" w:hAnsi="맑은 고딕" w:eastAsia="맑은 고딕"/>
+                <w:sz w:val="19"/>
+              </w:rPr>
+              <w:t>「2x」 = 실측값 2개 · 다른 도면 2종과 작성된 전체 기준서 · 회색 · 파란 글도 검사 대상</w:t>
+            </w:r>
+          </w:p>
+        </w:tc>
+        <w:tc>
+          <w:tcPr>
+            <w:tcW w:type="dxa" w:w="2880"/>
+          </w:tcPr>
+          <w:p>
+            <w:r/>
+            <w:r>
+              <w:rPr>
+                <w:rFonts w:ascii="맑은 고딕" w:hAnsi="맑은 고딕" w:eastAsia="맑은 고딕"/>
+                <w:sz w:val="19"/>
+              </w:rPr>
+              <w:t>도면 · 기준서 파일은 리포에 넣지 않음. 11.6</w:t>
             </w:r>
           </w:p>
         </w:tc>
